--- a/SPACE312_Final_Project_Report.docx
+++ b/SPACE312_Final_Project_Report.docx
@@ -2,7 +2,6 @@
 <file path=word/document.xml><?xml version="1.0" encoding="utf-8"?>
 <w:document xmlns:wpc="http://schemas.microsoft.com/office/word/2010/wordprocessingCanvas" xmlns:mo="http://schemas.microsoft.com/office/mac/office/2008/main" xmlns:mc="http://schemas.openxmlformats.org/markup-compatibility/2006" xmlns:mv="urn:schemas-microsoft-com:mac:vml" xmlns:o="urn:schemas-microsoft-com:office:office" xmlns:r="http://schemas.openxmlformats.org/officeDocument/2006/relationships" xmlns:m="http://schemas.openxmlformats.org/officeDocument/2006/math" xmlns:v="urn:schemas-microsoft-com:vml" xmlns:wp14="http://schemas.microsoft.com/office/word/2010/wordprocessingDrawing" xmlns:wp="http://schemas.openxmlformats.org/drawingml/2006/wordprocessingDrawing" xmlns:w10="urn:schemas-microsoft-com:office:word" xmlns:w="http://schemas.openxmlformats.org/wordprocessingml/2006/main" xmlns:w14="http://schemas.microsoft.com/office/word/2010/wordml" xmlns:wpg="http://schemas.microsoft.com/office/word/2010/wordprocessingGroup" xmlns:wpi="http://schemas.microsoft.com/office/word/2010/wordprocessingInk" xmlns:wne="http://schemas.microsoft.com/office/word/2006/wordml" xmlns:wps="http://schemas.microsoft.com/office/word/2010/wordprocessingShape" mc:Ignorable="w14 wp14">
   <w:body>
-    <w:p/>
     <w:p>
       <w:pPr>
         <w:jc w:val="center"/>
@@ -34,26 +33,17 @@
       </w:pPr>
       <w:r>
         <w:rPr>
-          <w:sz w:val="26"/>
+          <w:sz w:val="24"/>
         </w:rPr>
-        <w:t>Mission Target: GEO-KOMPSAT-2A</w:t>
+        <w:t>Mission target: GEO-KOMPSAT-2A</w:t>
       </w:r>
     </w:p>
-    <w:p/>
     <w:tbl>
       <w:tblPr>
+        <w:tblStyle w:val="TableGrid"/>
         <w:tblW w:type="auto" w:w="0"/>
         <w:jc w:val="center"/>
-        <w:tblLayout w:type="autofit"/>
         <w:tblLook w:firstColumn="1" w:firstRow="1" w:lastColumn="0" w:lastRow="0" w:noHBand="0" w:noVBand="1" w:val="04A0"/>
-        <w:tblBorders>
-          <w:top w:val="single" w:sz="6" w:space="0" w:color="B7C4D6"/>
-          <w:left w:val="single" w:sz="6" w:space="0" w:color="B7C4D6"/>
-          <w:bottom w:val="single" w:sz="6" w:space="0" w:color="B7C4D6"/>
-          <w:right w:val="single" w:sz="6" w:space="0" w:color="B7C4D6"/>
-          <w:insideH w:val="single" w:sz="6" w:space="0" w:color="B7C4D6"/>
-          <w:insideV w:val="single" w:sz="6" w:space="0" w:color="B7C4D6"/>
-        </w:tblBorders>
       </w:tblPr>
       <w:tblGrid>
         <w:gridCol w:w="4824"/>
@@ -62,40 +52,35 @@
       <w:tr>
         <w:tc>
           <w:tcPr>
-            <w:tcW w:type="dxa" w:w="4824"/>
-            <w:vAlign w:val="center"/>
+            <w:tcW w:type="dxa" w:w="2880"/>
             <w:shd w:fill="D9EAF7"/>
           </w:tcPr>
           <w:p>
             <w:pPr>
-              <w:spacing w:after="0"/>
+              <w:jc w:val="center"/>
             </w:pPr>
-            <w:r/>
             <w:r>
               <w:rPr>
                 <w:b/>
-                <w:sz w:val="18"/>
               </w:rPr>
-              <w:t>Course</w:t>
+              <w:t>Item</w:t>
             </w:r>
           </w:p>
         </w:tc>
         <w:tc>
           <w:tcPr>
-            <w:tcW w:type="dxa" w:w="4824"/>
-            <w:vAlign w:val="center"/>
+            <w:tcW w:type="dxa" w:w="6768"/>
+            <w:shd w:fill="D9EAF7"/>
           </w:tcPr>
           <w:p>
             <w:pPr>
-              <w:spacing w:after="0"/>
+              <w:jc w:val="center"/>
             </w:pPr>
-            <w:r/>
             <w:r>
               <w:rPr>
-                <w:b w:val="0"/>
-                <w:sz w:val="18"/>
+                <w:b/>
               </w:rPr>
-              <w:t>SPACE312 Space Flight Mechanics</w:t>
+              <w:t>Submitted value</w:t>
             </w:r>
           </w:p>
         </w:tc>
@@ -103,40 +88,30 @@
       <w:tr>
         <w:tc>
           <w:tcPr>
-            <w:tcW w:type="dxa" w:w="4824"/>
+            <w:tcW w:type="dxa" w:w="2880"/>
             <w:vAlign w:val="center"/>
-            <w:shd w:fill="D9EAF7"/>
           </w:tcPr>
           <w:p>
             <w:pPr>
               <w:spacing w:after="0"/>
+              <w:jc w:val="center"/>
             </w:pPr>
-            <w:r/>
             <w:r>
-              <w:rPr>
-                <w:b/>
-                <w:sz w:val="18"/>
-              </w:rPr>
-              <w:t>Project</w:t>
+              <w:t>Target condition</w:t>
             </w:r>
           </w:p>
         </w:tc>
         <w:tc>
           <w:tcPr>
-            <w:tcW w:type="dxa" w:w="4824"/>
+            <w:tcW w:type="dxa" w:w="6768"/>
             <w:vAlign w:val="center"/>
           </w:tcPr>
           <w:p>
             <w:pPr>
               <w:spacing w:after="0"/>
             </w:pPr>
-            <w:r/>
             <w:r>
-              <w:rPr>
-                <w:b w:val="0"/>
-                <w:sz w:val="18"/>
-              </w:rPr>
-              <w:t>Final Project</w:t>
+              <w:t>Section 3.2 target GEO state vector propagated by two-body dynamics</w:t>
             </w:r>
           </w:p>
         </w:tc>
@@ -144,40 +119,30 @@
       <w:tr>
         <w:tc>
           <w:tcPr>
-            <w:tcW w:type="dxa" w:w="4824"/>
+            <w:tcW w:type="dxa" w:w="2880"/>
             <w:vAlign w:val="center"/>
-            <w:shd w:fill="D9EAF7"/>
           </w:tcPr>
           <w:p>
             <w:pPr>
               <w:spacing w:after="0"/>
+              <w:jc w:val="center"/>
             </w:pPr>
-            <w:r/>
             <w:r>
-              <w:rPr>
-                <w:b/>
-                <w:sz w:val="18"/>
-              </w:rPr>
-              <w:t>Student</w:t>
+              <w:t>Mission priority</w:t>
             </w:r>
           </w:p>
         </w:tc>
         <w:tc>
           <w:tcPr>
-            <w:tcW w:type="dxa" w:w="4824"/>
+            <w:tcW w:type="dxa" w:w="6768"/>
             <w:vAlign w:val="center"/>
           </w:tcPr>
           <w:p>
             <w:pPr>
               <w:spacing w:after="0"/>
             </w:pPr>
-            <w:r/>
             <w:r>
-              <w:rPr>
-                <w:b w:val="0"/>
-                <w:sz w:val="18"/>
-              </w:rPr>
-              <w:t>2024105257 서혜인</w:t>
+              <w:t>Complete rendezvous within 4 days, then minimize total impulsive Delta V</w:t>
             </w:r>
           </w:p>
         </w:tc>
@@ -185,40 +150,30 @@
       <w:tr>
         <w:tc>
           <w:tcPr>
-            <w:tcW w:type="dxa" w:w="4824"/>
+            <w:tcW w:type="dxa" w:w="2880"/>
             <w:vAlign w:val="center"/>
-            <w:shd w:fill="D9EAF7"/>
           </w:tcPr>
           <w:p>
             <w:pPr>
               <w:spacing w:after="0"/>
+              <w:jc w:val="center"/>
             </w:pPr>
-            <w:r/>
             <w:r>
-              <w:rPr>
-                <w:b/>
-                <w:sz w:val="18"/>
-              </w:rPr>
-              <w:t>Initial epoch</w:t>
+              <w:t>Selected method</w:t>
             </w:r>
           </w:p>
         </w:tc>
         <w:tc>
           <w:tcPr>
-            <w:tcW w:type="dxa" w:w="4824"/>
+            <w:tcW w:type="dxa" w:w="6768"/>
             <w:vAlign w:val="center"/>
           </w:tcPr>
           <w:p>
             <w:pPr>
               <w:spacing w:after="0"/>
             </w:pPr>
-            <w:r/>
             <w:r>
-              <w:rPr>
-                <w:b w:val="0"/>
-                <w:sz w:val="18"/>
-              </w:rPr>
-              <w:t>2026-06-01 00:00:00 UTC</w:t>
+              <w:t>MultiRevLambert (Prograde, M=3, low)</w:t>
             </w:r>
           </w:p>
         </w:tc>
@@ -226,81 +181,30 @@
       <w:tr>
         <w:tc>
           <w:tcPr>
-            <w:tcW w:type="dxa" w:w="4824"/>
+            <w:tcW w:type="dxa" w:w="2880"/>
             <w:vAlign w:val="center"/>
-            <w:shd w:fill="D9EAF7"/>
           </w:tcPr>
           <w:p>
             <w:pPr>
               <w:spacing w:after="0"/>
+              <w:jc w:val="center"/>
             </w:pPr>
-            <w:r/>
             <w:r>
-              <w:rPr>
-                <w:b/>
-                <w:sz w:val="18"/>
-              </w:rPr>
-              <w:t>Dynamics model</w:t>
+              <w:t>Representative solution</w:t>
             </w:r>
           </w:p>
         </w:tc>
         <w:tc>
           <w:tcPr>
-            <w:tcW w:type="dxa" w:w="4824"/>
+            <w:tcW w:type="dxa" w:w="6768"/>
             <w:vAlign w:val="center"/>
           </w:tcPr>
           <w:p>
             <w:pPr>
               <w:spacing w:after="0"/>
             </w:pPr>
-            <w:r/>
             <w:r>
-              <w:rPr>
-                <w:b w:val="0"/>
-                <w:sz w:val="18"/>
-              </w:rPr>
-              <w:t>Two-body Earth-centered inertial propagation</w:t>
-            </w:r>
-          </w:p>
-        </w:tc>
-      </w:tr>
-      <w:tr>
-        <w:tc>
-          <w:tcPr>
-            <w:tcW w:type="dxa" w:w="4824"/>
-            <w:vAlign w:val="center"/>
-            <w:shd w:fill="D9EAF7"/>
-          </w:tcPr>
-          <w:p>
-            <w:pPr>
-              <w:spacing w:after="0"/>
-            </w:pPr>
-            <w:r/>
-            <w:r>
-              <w:rPr>
-                <w:b/>
-                <w:sz w:val="18"/>
-              </w:rPr>
-              <w:t>Submission focus</w:t>
-            </w:r>
-          </w:p>
-        </w:tc>
-        <w:tc>
-          <w:tcPr>
-            <w:tcW w:type="dxa" w:w="4824"/>
-            <w:vAlign w:val="center"/>
-          </w:tcPr>
-          <w:p>
-            <w:pPr>
-              <w:spacing w:after="0"/>
-            </w:pPr>
-            <w:r/>
-            <w:r>
-              <w:rPr>
-                <w:b w:val="0"/>
-                <w:sz w:val="18"/>
-              </w:rPr>
-              <w:t>Pareto-optimal total dV versus transfer duration</w:t>
+              <w:t>Delta t = 3.4709 days, total Delta V = 1.8400 km/s</w:t>
             </w:r>
           </w:p>
         </w:tc>
@@ -309,15 +213,13 @@
     <w:p/>
     <w:p>
       <w:pPr>
-        <w:spacing w:before="480"/>
         <w:jc w:val="center"/>
       </w:pPr>
       <w:r>
         <w:rPr>
           <w:i/>
-          <w:sz w:val="21"/>
         </w:rPr>
-        <w:t>This report explains not only the final trajectory results, but also the reasoning path that led from a basic Lambert transfer search to a lower-energy phasing-orbit family.</w:t>
+        <w:t>The design point is selected from a mission-priority rule, not from visual preference on the Pareto plot.</w:t>
       </w:r>
     </w:p>
     <w:p>
@@ -331,104 +233,25 @@
       </w:pPr>
       <w:r>
         <w:rPr>
-          <w:color w:val="1F4E79"/>
+          <w:rFonts w:ascii="Arial" w:hAnsi="Arial" w:eastAsia="Malgun Gothic"/>
         </w:rPr>
-        <w:t>Table of Contents</w:t>
-      </w:r>
-    </w:p>
-    <w:p>
-      <w:pPr>
-        <w:spacing w:after="40"/>
-        <w:ind w:left="216"/>
-      </w:pPr>
-      <w:r>
         <w:t>1. Executive Summary</w:t>
       </w:r>
     </w:p>
     <w:p>
       <w:pPr>
-        <w:spacing w:after="40"/>
-        <w:ind w:left="216"/>
+        <w:spacing w:after="120" w:line="276" w:lineRule="auto"/>
       </w:pPr>
       <w:r>
-        <w:t>2. Mission Interpretation and Key Assumptions</w:t>
+        <w:t>This report designs an impulsive transfer from the given GTO state to the GEO-KOMPSAT-2A target state. The project announcement defines the trade space as total impulsive Delta V versus transfer duration and requests a Pareto-optimal discussion, final trajectory results, equations, figures, MATLAB code, and a 3D animation. Following the instructor clarification, the Section 3.2 target GEO state vector is used as the authoritative initial target state and is propagated with the same Earth-centered two-body dynamics as the transfer spacecraft.</w:t>
       </w:r>
     </w:p>
     <w:p>
       <w:pPr>
-        <w:spacing w:after="40"/>
-        <w:ind w:left="216"/>
+        <w:spacing w:after="120" w:line="276" w:lineRule="auto"/>
       </w:pPr>
       <w:r>
-        <w:t>3. Optimization Formulation</w:t>
-      </w:r>
-    </w:p>
-    <w:p>
-      <w:pPr>
-        <w:spacing w:after="40"/>
-        <w:ind w:left="216"/>
-      </w:pPr>
-      <w:r>
-        <w:t>4. Search Strategy and Reasoning Process</w:t>
-      </w:r>
-    </w:p>
-    <w:p>
-      <w:pPr>
-        <w:spacing w:after="40"/>
-        <w:ind w:left="216"/>
-      </w:pPr>
-      <w:r>
-        <w:t>5. Baseline Lambert Transfer Results</w:t>
-      </w:r>
-    </w:p>
-    <w:p>
-      <w:pPr>
-        <w:spacing w:after="40"/>
-        <w:ind w:left="216"/>
-      </w:pPr>
-      <w:r>
-        <w:t>6. GEO-Radius Phasing Family</w:t>
-      </w:r>
-    </w:p>
-    <w:p>
-      <w:pPr>
-        <w:spacing w:after="40"/>
-        <w:ind w:left="216"/>
-      </w:pPr>
-      <w:r>
-        <w:t>7. Pareto Discussion</w:t>
-      </w:r>
-    </w:p>
-    <w:p>
-      <w:pPr>
-        <w:spacing w:after="40"/>
-        <w:ind w:left="216"/>
-      </w:pPr>
-      <w:r>
-        <w:t>8. Selected Trajectory and Visibility Results</w:t>
-      </w:r>
-    </w:p>
-    <w:p>
-      <w:pPr>
-        <w:spacing w:after="40"/>
-        <w:ind w:left="216"/>
-      </w:pPr>
-      <w:r>
-        <w:t>9. Conclusion</w:t>
-      </w:r>
-    </w:p>
-    <w:p>
-      <w:pPr>
-        <w:spacing w:after="40"/>
-        <w:ind w:left="216"/>
-      </w:pPr>
-      <w:r>
-        <w:t>Appendix A. Implementation Notes</w:t>
-      </w:r>
-    </w:p>
-    <w:p>
-      <w:r>
-        <w:br w:type="page"/>
+        <w:t>The submitted representative design is not the fastest point, not the absolute minimum-Delta-V point over the full 30-day search, and not a point chosen only because it looks like a graphical knee. The mission priority is defined first: complete rendezvous inside a practical four-day early-orbit operations window, and then minimize total impulsive Delta V inside that window. Under this rule the selected solution is a 3-revolution low-path Lambert transfer with Delta t = 3.4709 days and total Delta V = 1.8400 km/s.</w:t>
       </w:r>
     </w:p>
     <w:p>
@@ -437,33 +260,632 @@
       </w:pPr>
       <w:r>
         <w:rPr>
-          <w:color w:val="1F4E79"/>
+          <w:rFonts w:ascii="Arial" w:hAnsi="Arial" w:eastAsia="Malgun Gothic"/>
         </w:rPr>
-        <w:t>1. Executive Summary</w:t>
+        <w:t>2. Problem Formulation and Assignment Requirements</w:t>
       </w:r>
     </w:p>
     <w:p>
       <w:pPr>
-        <w:spacing w:after="140" w:line="269" w:lineRule="auto"/>
+        <w:spacing w:after="120" w:line="276" w:lineRule="auto"/>
       </w:pPr>
       <w:r>
-        <w:t>The final project was interpreted as a two-objective trajectory optimization problem: minimize the total impulsive velocity increment while also minimizing the transfer duration. A single 'best' trajectory is therefore not sufficient. Instead, the solution should present a Pareto set that shows the tradeoff between fast transfers and low-energy transfers.</w:t>
+        <w:t>The assignment specifies a GTO initial state, a GEO-KOMPSAT-2A target state, a two-body ECI dynamics model, and a transfer duration range of 1 day &lt;= Delta t &lt;= 30 days. Each valid trajectory is evaluated using the two-objective vector</w:t>
       </w:r>
     </w:p>
     <w:p>
       <w:pPr>
-        <w:spacing w:after="140" w:line="269" w:lineRule="auto"/>
+        <w:spacing w:before="60" w:after="140"/>
+        <w:jc w:val="center"/>
+      </w:pPr>
+      <m:oMath>
+        <m:r>
+          <m:t>F(x) = [ Δv_total , Δt ]</m:t>
+        </m:r>
+      </m:oMath>
+    </w:p>
+    <w:p>
+      <w:pPr>
+        <w:spacing w:after="120" w:line="276" w:lineRule="auto"/>
       </w:pPr>
       <w:r>
-        <w:t>My first design choice was to reproduce the method emphasized in the lecture examples: use Lambert's problem for rendezvous targeting, propagate the moving GEO target to the selected arrival time, and sweep the time of flight in a pork-chop style search. This produced a valid baseline Pareto front. However, after inspecting the mission geometry, I noticed that the spacecraft begins at GTO apogee, whose radius is already the GEO radius. This suggested an additional family of solutions: leave the initial point onto a nearly GEO-radius equatorial phasing orbit, wait until GEO-KOMPSAT-2A returns to the same inertial direction, and then perform a small GEO insertion burn.</w:t>
+        <w:t>A candidate is Pareto optimal when no other valid candidate has both lower or equal total Delta V and lower or equal transfer duration, with at least one objective strictly better. The final report therefore needs two layers of reasoning: first, the Pareto set must be generated correctly; second, one representative design point must be selected using a stated mission priority.</w:t>
+      </w:r>
+    </w:p>
+    <w:tbl>
+      <w:tblPr>
+        <w:tblStyle w:val="TableGrid"/>
+        <w:tblW w:type="auto" w:w="0"/>
+        <w:jc w:val="center"/>
+        <w:tblLook w:firstColumn="1" w:firstRow="1" w:lastColumn="0" w:lastRow="0" w:noHBand="0" w:noVBand="1" w:val="04A0"/>
+      </w:tblPr>
+      <w:tblGrid>
+        <w:gridCol w:w="4824"/>
+        <w:gridCol w:w="4824"/>
+      </w:tblGrid>
+      <w:tr>
+        <w:tc>
+          <w:tcPr>
+            <w:tcW w:type="dxa" w:w="3744"/>
+            <w:shd w:fill="D9EAF7"/>
+          </w:tcPr>
+          <w:p>
+            <w:pPr>
+              <w:jc w:val="center"/>
+            </w:pPr>
+            <w:r>
+              <w:rPr>
+                <w:b/>
+              </w:rPr>
+              <w:t>Requirement from notice PDF</w:t>
+            </w:r>
+          </w:p>
+        </w:tc>
+        <w:tc>
+          <w:tcPr>
+            <w:tcW w:type="dxa" w:w="5760"/>
+            <w:shd w:fill="D9EAF7"/>
+          </w:tcPr>
+          <w:p>
+            <w:pPr>
+              <w:jc w:val="center"/>
+            </w:pPr>
+            <w:r>
+              <w:rPr>
+                <w:b/>
+              </w:rPr>
+              <w:t>Implementation in this submission</w:t>
+            </w:r>
+          </w:p>
+        </w:tc>
+      </w:tr>
+      <w:tr>
+        <w:tc>
+          <w:tcPr>
+            <w:tcW w:type="dxa" w:w="3744"/>
+            <w:vAlign w:val="center"/>
+          </w:tcPr>
+          <w:p>
+            <w:pPr>
+              <w:spacing w:after="0"/>
+            </w:pPr>
+            <w:r>
+              <w:t>Two-body Earth-centered propagation</w:t>
+            </w:r>
+          </w:p>
+        </w:tc>
+        <w:tc>
+          <w:tcPr>
+            <w:tcW w:type="dxa" w:w="5760"/>
+            <w:vAlign w:val="center"/>
+          </w:tcPr>
+          <w:p>
+            <w:pPr>
+              <w:spacing w:after="0"/>
+            </w:pPr>
+            <w:r>
+              <w:t>Both transfer spacecraft and target state are propagated with the two-body model.</w:t>
+            </w:r>
+          </w:p>
+        </w:tc>
+      </w:tr>
+      <w:tr>
+        <w:tc>
+          <w:tcPr>
+            <w:tcW w:type="dxa" w:w="3744"/>
+            <w:vAlign w:val="center"/>
+          </w:tcPr>
+          <w:p>
+            <w:pPr>
+              <w:spacing w:after="0"/>
+            </w:pPr>
+            <w:r>
+              <w:t>1 day &lt;= Delta t &lt;= 30 days</w:t>
+            </w:r>
+          </w:p>
+        </w:tc>
+        <w:tc>
+          <w:tcPr>
+            <w:tcW w:type="dxa" w:w="5760"/>
+            <w:vAlign w:val="center"/>
+          </w:tcPr>
+          <w:p>
+            <w:pPr>
+              <w:spacing w:after="0"/>
+            </w:pPr>
+            <w:r>
+              <w:t>Dense 1-to-30-day search is retained for the Pareto trade study.</w:t>
+            </w:r>
+          </w:p>
+        </w:tc>
+      </w:tr>
+      <w:tr>
+        <w:tc>
+          <w:tcPr>
+            <w:tcW w:type="dxa" w:w="3744"/>
+            <w:vAlign w:val="center"/>
+          </w:tcPr>
+          <w:p>
+            <w:pPr>
+              <w:spacing w:after="0"/>
+              <w:jc w:val="center"/>
+            </w:pPr>
+            <w:r>
+              <w:t>Pareto discussion</w:t>
+            </w:r>
+          </w:p>
+        </w:tc>
+        <w:tc>
+          <w:tcPr>
+            <w:tcW w:type="dxa" w:w="5760"/>
+            <w:vAlign w:val="center"/>
+          </w:tcPr>
+          <w:p>
+            <w:pPr>
+              <w:spacing w:after="0"/>
+            </w:pPr>
+            <w:r>
+              <w:t>Fast, knee-like, selected, and global minimum-fuel points are compared.</w:t>
+            </w:r>
+          </w:p>
+        </w:tc>
+      </w:tr>
+      <w:tr>
+        <w:tc>
+          <w:tcPr>
+            <w:tcW w:type="dxa" w:w="3744"/>
+            <w:vAlign w:val="center"/>
+          </w:tcPr>
+          <w:p>
+            <w:pPr>
+              <w:spacing w:after="0"/>
+              <w:jc w:val="center"/>
+            </w:pPr>
+            <w:r>
+              <w:t>Required figures</w:t>
+            </w:r>
+          </w:p>
+        </w:tc>
+        <w:tc>
+          <w:tcPr>
+            <w:tcW w:type="dxa" w:w="5760"/>
+            <w:vAlign w:val="center"/>
+          </w:tcPr>
+          <w:p>
+            <w:pPr>
+              <w:spacing w:after="0"/>
+            </w:pPr>
+            <w:r>
+              <w:t>3D trajectory, radius history, maneuver bars, final error, and KHU visibility are included.</w:t>
+            </w:r>
+          </w:p>
+        </w:tc>
+      </w:tr>
+      <w:tr>
+        <w:tc>
+          <w:tcPr>
+            <w:tcW w:type="dxa" w:w="3744"/>
+            <w:vAlign w:val="center"/>
+          </w:tcPr>
+          <w:p>
+            <w:pPr>
+              <w:spacing w:after="0"/>
+              <w:jc w:val="center"/>
+            </w:pPr>
+            <w:r>
+              <w:t>Animation</w:t>
+            </w:r>
+          </w:p>
+        </w:tc>
+        <w:tc>
+          <w:tcPr>
+            <w:tcW w:type="dxa" w:w="5760"/>
+            <w:vAlign w:val="center"/>
+          </w:tcPr>
+          <w:p>
+            <w:pPr>
+              <w:spacing w:after="0"/>
+            </w:pPr>
+            <w:r>
+              <w:t>A rendezvous GIF with moving target state and transfer spacecraft is generated.</w:t>
+            </w:r>
+          </w:p>
+        </w:tc>
+      </w:tr>
+    </w:tbl>
+    <w:p/>
+    <w:p>
+      <w:pPr>
+        <w:pStyle w:val="Heading1"/>
+      </w:pPr>
+      <w:r>
+        <w:rPr>
+          <w:rFonts w:ascii="Arial" w:hAnsi="Arial" w:eastAsia="Malgun Gothic"/>
+        </w:rPr>
+        <w:t>3. Assumptions and State Interpretation</w:t>
       </w:r>
     </w:p>
     <w:p>
       <w:pPr>
-        <w:spacing w:after="140" w:line="269" w:lineRule="auto"/>
+        <w:spacing w:after="120" w:line="276" w:lineRule="auto"/>
       </w:pPr>
       <w:r>
-        <w:t>The resulting Pareto set contains both fast Lambert transfers and low-dV phasing transfers. The lowest-dV representative solution found in the 1 to 30 day window has transfer duration 29.3714 days and total dV 1.7491 km/s.</w:t>
+        <w:t>The target orbit is described in the assignment as circular GEO, but the numerical Section 3.2 state vector is not exactly a nominal circular GEO state: its radius and radial velocity differ from a perfect circular GEO reference. Because the instructor clarified that the Section 3.2 target state vector should be used, this report treats that state vector as the mission boundary condition instead of reconstructing a circular GEO state from longitude alone.</w:t>
+      </w:r>
+    </w:p>
+    <w:tbl>
+      <w:tblPr>
+        <w:tblStyle w:val="TableGrid"/>
+        <w:tblW w:type="auto" w:w="0"/>
+        <w:jc w:val="center"/>
+        <w:tblLook w:firstColumn="1" w:firstRow="1" w:lastColumn="0" w:lastRow="0" w:noHBand="0" w:noVBand="1" w:val="04A0"/>
+      </w:tblPr>
+      <w:tblGrid>
+        <w:gridCol w:w="4824"/>
+        <w:gridCol w:w="4824"/>
+      </w:tblGrid>
+      <w:tr>
+        <w:tc>
+          <w:tcPr>
+            <w:tcW w:type="dxa" w:w="3024"/>
+            <w:shd w:fill="D9EAF7"/>
+          </w:tcPr>
+          <w:p>
+            <w:pPr>
+              <w:jc w:val="center"/>
+            </w:pPr>
+            <w:r>
+              <w:rPr>
+                <w:b/>
+              </w:rPr>
+              <w:t>Quantity</w:t>
+            </w:r>
+          </w:p>
+        </w:tc>
+        <w:tc>
+          <w:tcPr>
+            <w:tcW w:type="dxa" w:w="6768"/>
+            <w:shd w:fill="D9EAF7"/>
+          </w:tcPr>
+          <w:p>
+            <w:pPr>
+              <w:jc w:val="center"/>
+            </w:pPr>
+            <w:r>
+              <w:rPr>
+                <w:b/>
+              </w:rPr>
+              <w:t>Value</w:t>
+            </w:r>
+          </w:p>
+        </w:tc>
+      </w:tr>
+      <w:tr>
+        <w:tc>
+          <w:tcPr>
+            <w:tcW w:type="dxa" w:w="3024"/>
+            <w:vAlign w:val="center"/>
+          </w:tcPr>
+          <w:p>
+            <w:pPr>
+              <w:spacing w:after="0"/>
+              <w:jc w:val="center"/>
+            </w:pPr>
+            <w:r>
+              <w:t>Initial position R0</w:t>
+            </w:r>
+          </w:p>
+        </w:tc>
+        <w:tc>
+          <w:tcPr>
+            <w:tcW w:type="dxa" w:w="6768"/>
+            <w:vAlign w:val="center"/>
+          </w:tcPr>
+          <w:p>
+            <w:pPr>
+              <w:spacing w:after="0"/>
+              <w:jc w:val="center"/>
+            </w:pPr>
+            <w:r>
+              <w:t>[-42164.1729, 0, 0] km</w:t>
+            </w:r>
+          </w:p>
+        </w:tc>
+      </w:tr>
+      <w:tr>
+        <w:tc>
+          <w:tcPr>
+            <w:tcW w:type="dxa" w:w="3024"/>
+            <w:vAlign w:val="center"/>
+          </w:tcPr>
+          <w:p>
+            <w:pPr>
+              <w:spacing w:after="0"/>
+              <w:jc w:val="center"/>
+            </w:pPr>
+            <w:r>
+              <w:t>Initial velocity V0</w:t>
+            </w:r>
+          </w:p>
+        </w:tc>
+        <w:tc>
+          <w:tcPr>
+            <w:tcW w:type="dxa" w:w="6768"/>
+            <w:vAlign w:val="center"/>
+          </w:tcPr>
+          <w:p>
+            <w:pPr>
+              <w:spacing w:after="0"/>
+            </w:pPr>
+            <w:r>
+              <w:t>[0, -1.458327, -0.664598] km/s</w:t>
+            </w:r>
+          </w:p>
+        </w:tc>
+      </w:tr>
+      <w:tr>
+        <w:tc>
+          <w:tcPr>
+            <w:tcW w:type="dxa" w:w="3024"/>
+            <w:vAlign w:val="center"/>
+          </w:tcPr>
+          <w:p>
+            <w:pPr>
+              <w:spacing w:after="0"/>
+            </w:pPr>
+            <w:r>
+              <w:t>Target position RGEO(t0)</w:t>
+            </w:r>
+          </w:p>
+        </w:tc>
+        <w:tc>
+          <w:tcPr>
+            <w:tcW w:type="dxa" w:w="6768"/>
+            <w:vAlign w:val="center"/>
+          </w:tcPr>
+          <w:p>
+            <w:pPr>
+              <w:spacing w:after="0"/>
+            </w:pPr>
+            <w:r>
+              <w:t>[41244.6079, 12577.3213, 0] km</w:t>
+            </w:r>
+          </w:p>
+        </w:tc>
+      </w:tr>
+      <w:tr>
+        <w:tc>
+          <w:tcPr>
+            <w:tcW w:type="dxa" w:w="3024"/>
+            <w:vAlign w:val="center"/>
+          </w:tcPr>
+          <w:p>
+            <w:pPr>
+              <w:spacing w:after="0"/>
+            </w:pPr>
+            <w:r>
+              <w:t>Target velocity VGEO(t0)</w:t>
+            </w:r>
+          </w:p>
+        </w:tc>
+        <w:tc>
+          <w:tcPr>
+            <w:tcW w:type="dxa" w:w="6768"/>
+            <w:vAlign w:val="center"/>
+          </w:tcPr>
+          <w:p>
+            <w:pPr>
+              <w:spacing w:after="0"/>
+            </w:pPr>
+            <w:r>
+              <w:t>[-0.917153, 2.934683, 0] km/s</w:t>
+            </w:r>
+          </w:p>
+        </w:tc>
+      </w:tr>
+      <w:tr>
+        <w:tc>
+          <w:tcPr>
+            <w:tcW w:type="dxa" w:w="3024"/>
+            <w:vAlign w:val="center"/>
+          </w:tcPr>
+          <w:p>
+            <w:pPr>
+              <w:spacing w:after="0"/>
+              <w:jc w:val="center"/>
+            </w:pPr>
+            <w:r>
+              <w:t>Dynamics</w:t>
+            </w:r>
+          </w:p>
+        </w:tc>
+        <w:tc>
+          <w:tcPr>
+            <w:tcW w:type="dxa" w:w="6768"/>
+            <w:vAlign w:val="center"/>
+          </w:tcPr>
+          <w:p>
+            <w:pPr>
+              <w:spacing w:after="0"/>
+            </w:pPr>
+            <w:r>
+              <w:t>Two-body ECI propagation using mu_E = 398600.4418 km^3/s^2</w:t>
+            </w:r>
+          </w:p>
+        </w:tc>
+      </w:tr>
+    </w:tbl>
+    <w:p/>
+    <w:p>
+      <w:pPr>
+        <w:pStyle w:val="Heading1"/>
+      </w:pPr>
+      <w:r>
+        <w:rPr>
+          <w:rFonts w:ascii="Arial" w:hAnsi="Arial" w:eastAsia="Malgun Gothic"/>
+        </w:rPr>
+        <w:t>4. Governing Equations</w:t>
+      </w:r>
+    </w:p>
+    <w:p>
+      <w:pPr>
+        <w:spacing w:after="120" w:line="276" w:lineRule="auto"/>
+      </w:pPr>
+      <w:r>
+        <w:t>The spacecraft and target states are propagated using the standard two-body equation of motion:</w:t>
+      </w:r>
+    </w:p>
+    <w:p>
+      <w:pPr>
+        <w:spacing w:before="60" w:after="140"/>
+        <w:jc w:val="center"/>
+      </w:pPr>
+      <m:oMath>
+        <m:r>
+          <m:t>r¨ = - μ_E r / ‖r‖³</m:t>
+        </m:r>
+      </m:oMath>
+    </w:p>
+    <w:p>
+      <w:pPr>
+        <w:spacing w:after="120" w:line="276" w:lineRule="auto"/>
+      </w:pPr>
+      <w:r>
+        <w:t>For each candidate time of flight, the Lambert problem connects the initial GTO position to the propagated target position. The Lambert boundary condition is</w:t>
+      </w:r>
+    </w:p>
+    <w:p>
+      <w:pPr>
+        <w:spacing w:before="60" w:after="140"/>
+        <w:jc w:val="center"/>
+      </w:pPr>
+      <m:oMath>
+        <m:r>
+          <m:t>r(t₀) = R₀,     r(t_f) = R_GEO(t_f),     Δt = t_f − t₀</m:t>
+        </m:r>
+      </m:oMath>
+    </w:p>
+    <w:p>
+      <w:pPr>
+        <w:spacing w:after="120" w:line="276" w:lineRule="auto"/>
+      </w:pPr>
+      <w:r>
+        <w:t>The two impulsive maneuvers are computed from the velocity discontinuities at departure and arrival:</w:t>
+      </w:r>
+    </w:p>
+    <w:p>
+      <w:pPr>
+        <w:spacing w:before="60" w:after="140"/>
+        <w:jc w:val="center"/>
+      </w:pPr>
+      <m:oMath>
+        <m:r>
+          <m:t>Δv₁ = ‖v₁⁺ − v_GTO(t₀)‖</m:t>
+        </m:r>
+      </m:oMath>
+    </w:p>
+    <w:p>
+      <w:pPr>
+        <w:spacing w:before="60" w:after="140"/>
+        <w:jc w:val="center"/>
+      </w:pPr>
+      <m:oMath>
+        <m:r>
+          <m:t>Δv₂ = ‖v_target(t_f) − v₂⁻‖</m:t>
+        </m:r>
+      </m:oMath>
+    </w:p>
+    <w:p>
+      <w:pPr>
+        <w:spacing w:before="60" w:after="140"/>
+        <w:jc w:val="center"/>
+      </w:pPr>
+      <m:oMath>
+        <m:r>
+          <m:t>Δv_total = Δv₁ + Δv₂</m:t>
+        </m:r>
+      </m:oMath>
+    </w:p>
+    <w:p>
+      <w:pPr>
+        <w:spacing w:after="120" w:line="276" w:lineRule="auto"/>
+      </w:pPr>
+      <w:r>
+        <w:t>The representative-design rule used for the final submitted point is</w:t>
+      </w:r>
+    </w:p>
+    <w:p>
+      <w:pPr>
+        <w:spacing w:before="60" w:after="140"/>
+        <w:jc w:val="center"/>
+      </w:pPr>
+      <m:oMath>
+        <m:r>
+          <m:t>minimize  J = Δv_total,   subject to  1 day ≤ Δt ≤ 4 days and valid rendezvous</m:t>
+        </m:r>
+      </m:oMath>
+    </w:p>
+    <w:p>
+      <w:pPr>
+        <w:pStyle w:val="Heading1"/>
+      </w:pPr>
+      <w:r>
+        <w:rPr>
+          <w:rFonts w:ascii="Arial" w:hAnsi="Arial" w:eastAsia="Malgun Gothic"/>
+        </w:rPr>
+        <w:t>5. Mission Priority: Why the Four-Day Fuel-Minimum Rule Was Used</w:t>
+      </w:r>
+    </w:p>
+    <w:p>
+      <w:pPr>
+        <w:spacing w:after="120" w:line="276" w:lineRule="auto"/>
+      </w:pPr>
+      <w:r>
+        <w:t>From a real GEO spacecraft operations perspective, propellant is a non-replenishable mission resource. Once the spacecraft is in a safe and trackable early-orbit phase, spending several days before final GEO insertion can be acceptable if it saves a large amount of Delta V. On the other hand, extending the transfer toward ten days or more increases the duration of tracking, orbit determination, ground contact planning, thermal/power monitoring, and contingency exposure before the spacecraft reaches its operational GEO condition.</w:t>
+      </w:r>
+    </w:p>
+    <w:p>
+      <w:pPr>
+        <w:spacing w:after="120" w:line="276" w:lineRule="auto"/>
+      </w:pPr>
+      <w:r>
+        <w:t>For that reason this submission uses a two-stage decision rule rather than a purely graphical knee selection. First, impose a practical early-orbit operations limit of 4 days. This is short enough to avoid treating a long minimum-fuel phasing solution as the representative mission design, but long enough to allow multi-revolution phasing to reduce the very high penalty of the fast 1-day transfer. Second, within that 4-day window, choose the lowest total Delta V because propellant margin directly affects station acquisition, stationkeeping lifetime, and mission robustness.</w:t>
+      </w:r>
+    </w:p>
+    <w:p>
+      <w:pPr>
+        <w:pStyle w:val="ListBullet"/>
+        <w:spacing w:after="60"/>
+      </w:pPr>
+      <w:r>
+        <w:t>The 1-day solution is operationally fast but costs 3.4652 km/s, which is inefficient as a representative GEO insertion design.</w:t>
+      </w:r>
+    </w:p>
+    <w:p>
+      <w:pPr>
+        <w:pStyle w:val="ListBullet"/>
+        <w:spacing w:after="60"/>
+      </w:pPr>
+      <w:r>
+        <w:t>The 1.4365-day knee-like solution is a useful trade-study point, but it is not the final priority rule.</w:t>
+      </w:r>
+    </w:p>
+    <w:p>
+      <w:pPr>
+        <w:pStyle w:val="ListBullet"/>
+        <w:spacing w:after="60"/>
+      </w:pPr>
+      <w:r>
+        <w:t>The 3.4709-day solution remains inside the four-day operations window and lowers the cost to 1.8400 km/s.</w:t>
+      </w:r>
+    </w:p>
+    <w:p>
+      <w:pPr>
+        <w:pStyle w:val="ListBullet"/>
+        <w:spacing w:after="60"/>
+      </w:pPr>
+      <w:r>
+        <w:t>The 10.7387-day solution has the lowest Delta V in the full sweep, but the added operations duration is not justified for the submitted representative point.</w:t>
       </w:r>
     </w:p>
     <w:p>
@@ -472,75 +894,243 @@
       </w:pPr>
       <w:r>
         <w:rPr>
-          <w:color w:val="1F4E79"/>
+          <w:rFonts w:ascii="Arial" w:hAnsi="Arial" w:eastAsia="Malgun Gothic"/>
         </w:rPr>
-        <w:t>2. Mission Interpretation and Key Assumptions</w:t>
+        <w:t>6. Optimization and Search Method</w:t>
       </w:r>
     </w:p>
     <w:p>
       <w:pPr>
-        <w:spacing w:after="140" w:line="269" w:lineRule="auto"/>
+        <w:spacing w:after="120" w:line="276" w:lineRule="auto"/>
       </w:pPr>
       <w:r>
-        <w:t>All propagation was performed in the Earth-centered inertial frame under the two-body model. The initial spacecraft state is the given GTO apogee state at the project epoch, and the target state is the circular GEO location corresponding to GEO-KOMPSAT-2A's simplified longitude. The target is not held fixed in ECI; it moves with the GEO angular rate during the transfer.</w:t>
+        <w:t>The MATLAB code performs a deterministic trade-space search rather than relying on a single black-box local optimizer. First, a dense zero-revolution Lambert sweep is performed over 20,000 time-of-flight samples from 1 to 30 days, testing both prograde and retrograde branches. Second, a multi-revolution Lambert sweep adds candidate transfers with complete revolutions up to M = 20 on a coarser time grid. Third, all candidates are validated by propagating the transfer trajectory and checking the final position error. Finally, Pareto filtering is applied in the [Delta V, Delta t] plane.</w:t>
+      </w:r>
+    </w:p>
+    <w:p>
+      <w:pPr>
+        <w:pStyle w:val="ListNumber"/>
+        <w:spacing w:after="60"/>
+      </w:pPr>
+      <w:r>
+        <w:t>Generate candidate transfer times over the assignment interval 1 day &lt;= Delta t &lt;= 30 days.</w:t>
+      </w:r>
+    </w:p>
+    <w:p>
+      <w:pPr>
+        <w:pStyle w:val="ListNumber"/>
+        <w:spacing w:after="60"/>
+      </w:pPr>
+      <w:r>
+        <w:t>Propagate the Section 3.2 target state to the candidate final epoch using the two-body model.</w:t>
+      </w:r>
+    </w:p>
+    <w:p>
+      <w:pPr>
+        <w:pStyle w:val="ListNumber"/>
+        <w:spacing w:after="60"/>
+      </w:pPr>
+      <w:r>
+        <w:t>Solve Lambert boundary-value problems for zero-revolution and multi-revolution branches.</w:t>
+      </w:r>
+    </w:p>
+    <w:p>
+      <w:pPr>
+        <w:pStyle w:val="ListNumber"/>
+        <w:spacing w:after="60"/>
+      </w:pPr>
+      <w:r>
+        <w:t>Compute Delta V1, Delta V2, total Delta V, and terminal position error for every valid candidate.</w:t>
+      </w:r>
+    </w:p>
+    <w:p>
+      <w:pPr>
+        <w:pStyle w:val="ListNumber"/>
+        <w:spacing w:after="60"/>
+      </w:pPr>
+      <w:r>
+        <w:t>Filter dominated candidates and select the representative design using the predefined mission priority.</w:t>
+      </w:r>
+    </w:p>
+    <w:p>
+      <w:pPr>
+        <w:spacing w:after="120" w:line="276" w:lineRule="auto"/>
+      </w:pPr>
+      <w:r>
+        <w:t>This approach is appropriate for the assignment because the objective landscape changes sharply with transfer duration and multi-revolution branch choice. A broad Lambert sweep makes those branch changes visible and avoids over-interpreting one local solution as the only optimum.</w:t>
+      </w:r>
+    </w:p>
+    <w:p>
+      <w:pPr>
+        <w:pStyle w:val="Heading1"/>
+      </w:pPr>
+      <w:r>
+        <w:rPr>
+          <w:rFonts w:ascii="Arial" w:hAnsi="Arial" w:eastAsia="Malgun Gothic"/>
+        </w:rPr>
+        <w:t>7. Convergence and Validity Discussion</w:t>
+      </w:r>
+    </w:p>
+    <w:p>
+      <w:pPr>
+        <w:spacing w:after="120" w:line="276" w:lineRule="auto"/>
+      </w:pPr>
+      <w:r>
+        <w:t>The search produced 82,672 Lambert-level candidates before final filtering. The Pareto-level candidates were then rechecked by direct propagation, and candidates with terminal position error above the specified internal tolerance were rejected. The final Pareto set contains 211 candidates. Because the selected solution is not created by iterative direct shooting, convergence here means numerical stability of the branch sweep and consistency of the Pareto front, not convergence of a single nonlinear program.</w:t>
+      </w:r>
+    </w:p>
+    <w:p>
+      <w:pPr>
+        <w:spacing w:after="120" w:line="276" w:lineRule="auto"/>
+      </w:pPr>
+      <w:r>
+        <w:t>The submitted representative solution has a final position error of 0.0001373 km, which is much smaller than the scale of the orbit and confirms that the Lambert boundary condition and subsequent two-body propagation are mutually consistent for the selected transfer.</w:t>
+      </w:r>
+    </w:p>
+    <w:p>
+      <w:pPr>
+        <w:pStyle w:val="Heading1"/>
+      </w:pPr>
+      <w:r>
+        <w:rPr>
+          <w:rFonts w:ascii="Arial" w:hAnsi="Arial" w:eastAsia="Malgun Gothic"/>
+        </w:rPr>
+        <w:t>8. Pareto Results and Representative Design Point</w:t>
       </w:r>
     </w:p>
     <w:tbl>
       <w:tblPr>
+        <w:tblStyle w:val="TableGrid"/>
         <w:tblW w:type="auto" w:w="0"/>
         <w:jc w:val="center"/>
-        <w:tblLayout w:type="autofit"/>
         <w:tblLook w:firstColumn="1" w:firstRow="1" w:lastColumn="0" w:lastRow="0" w:noHBand="0" w:noVBand="1" w:val="04A0"/>
-        <w:tblBorders>
-          <w:top w:val="single" w:sz="6" w:space="0" w:color="B7C4D6"/>
-          <w:left w:val="single" w:sz="6" w:space="0" w:color="B7C4D6"/>
-          <w:bottom w:val="single" w:sz="6" w:space="0" w:color="B7C4D6"/>
-          <w:right w:val="single" w:sz="6" w:space="0" w:color="B7C4D6"/>
-          <w:insideH w:val="single" w:sz="6" w:space="0" w:color="B7C4D6"/>
-          <w:insideV w:val="single" w:sz="6" w:space="0" w:color="B7C4D6"/>
-        </w:tblBorders>
       </w:tblPr>
       <w:tblGrid>
-        <w:gridCol w:w="4824"/>
-        <w:gridCol w:w="4824"/>
+        <w:gridCol w:w="1378"/>
+        <w:gridCol w:w="1378"/>
+        <w:gridCol w:w="1378"/>
+        <w:gridCol w:w="1378"/>
+        <w:gridCol w:w="1378"/>
+        <w:gridCol w:w="1378"/>
+        <w:gridCol w:w="1378"/>
       </w:tblGrid>
       <w:tr>
         <w:tc>
           <w:tcPr>
-            <w:tcW w:type="dxa" w:w="4824"/>
-            <w:vAlign w:val="center"/>
+            <w:tcW w:type="dxa" w:w="1224"/>
             <w:shd w:fill="D9EAF7"/>
           </w:tcPr>
           <w:p>
             <w:pPr>
-              <w:spacing w:after="0"/>
+              <w:jc w:val="center"/>
             </w:pPr>
-            <w:r/>
             <w:r>
               <w:rPr>
                 <w:b/>
-                <w:sz w:val="18"/>
               </w:rPr>
-              <w:t>Earth gravitational parameter</w:t>
+              <w:t>Case</w:t>
             </w:r>
           </w:p>
         </w:tc>
         <w:tc>
           <w:tcPr>
-            <w:tcW w:type="dxa" w:w="4824"/>
-            <w:vAlign w:val="center"/>
+            <w:tcW w:type="dxa" w:w="1440"/>
+            <w:shd w:fill="D9EAF7"/>
           </w:tcPr>
           <w:p>
             <w:pPr>
-              <w:spacing w:after="0"/>
+              <w:jc w:val="center"/>
             </w:pPr>
-            <w:r/>
             <w:r>
               <w:rPr>
-                <w:b w:val="0"/>
-                <w:sz w:val="18"/>
+                <w:b/>
               </w:rPr>
-              <w:t>mu_E = 398600.4418 km^3/s^2</w:t>
+              <w:t>Method</w:t>
+            </w:r>
+          </w:p>
+        </w:tc>
+        <w:tc>
+          <w:tcPr>
+            <w:tcW w:type="dxa" w:w="1224"/>
+            <w:shd w:fill="D9EAF7"/>
+          </w:tcPr>
+          <w:p>
+            <w:pPr>
+              <w:jc w:val="center"/>
+            </w:pPr>
+            <w:r>
+              <w:rPr>
+                <w:b/>
+              </w:rPr>
+              <w:t>Delta t [days]</w:t>
+            </w:r>
+          </w:p>
+        </w:tc>
+        <w:tc>
+          <w:tcPr>
+            <w:tcW w:type="dxa" w:w="1224"/>
+            <w:shd w:fill="D9EAF7"/>
+          </w:tcPr>
+          <w:p>
+            <w:pPr>
+              <w:jc w:val="center"/>
+            </w:pPr>
+            <w:r>
+              <w:rPr>
+                <w:b/>
+              </w:rPr>
+              <w:t>Delta V1 [km/s]</w:t>
+            </w:r>
+          </w:p>
+        </w:tc>
+        <w:tc>
+          <w:tcPr>
+            <w:tcW w:type="dxa" w:w="1224"/>
+            <w:shd w:fill="D9EAF7"/>
+          </w:tcPr>
+          <w:p>
+            <w:pPr>
+              <w:jc w:val="center"/>
+            </w:pPr>
+            <w:r>
+              <w:rPr>
+                <w:b/>
+              </w:rPr>
+              <w:t>Delta V2 [km/s]</w:t>
+            </w:r>
+          </w:p>
+        </w:tc>
+        <w:tc>
+          <w:tcPr>
+            <w:tcW w:type="dxa" w:w="1368"/>
+            <w:shd w:fill="D9EAF7"/>
+          </w:tcPr>
+          <w:p>
+            <w:pPr>
+              <w:jc w:val="center"/>
+            </w:pPr>
+            <w:r>
+              <w:rPr>
+                <w:b/>
+              </w:rPr>
+              <w:t>Total Delta V [km/s]</w:t>
+            </w:r>
+          </w:p>
+        </w:tc>
+        <w:tc>
+          <w:tcPr>
+            <w:tcW w:type="dxa" w:w="2160"/>
+            <w:shd w:fill="D9EAF7"/>
+          </w:tcPr>
+          <w:p>
+            <w:pPr>
+              <w:jc w:val="center"/>
+            </w:pPr>
+            <w:r>
+              <w:rPr>
+                <w:b/>
+              </w:rPr>
+              <w:t>Mission interpretation</w:t>
             </w:r>
           </w:p>
         </w:tc>
@@ -548,40 +1138,105 @@
       <w:tr>
         <w:tc>
           <w:tcPr>
-            <w:tcW w:type="dxa" w:w="4824"/>
+            <w:tcW w:type="dxa" w:w="1224"/>
             <w:vAlign w:val="center"/>
-            <w:shd w:fill="D9EAF7"/>
           </w:tcPr>
           <w:p>
             <w:pPr>
               <w:spacing w:after="0"/>
+              <w:jc w:val="center"/>
             </w:pPr>
-            <w:r/>
             <w:r>
-              <w:rPr>
-                <w:b/>
-                <w:sz w:val="18"/>
-              </w:rPr>
-              <w:t>Earth equatorial radius</w:t>
+              <w:t>Fastest</w:t>
             </w:r>
           </w:p>
         </w:tc>
         <w:tc>
           <w:tcPr>
-            <w:tcW w:type="dxa" w:w="4824"/>
+            <w:tcW w:type="dxa" w:w="1440"/>
+            <w:vAlign w:val="center"/>
+          </w:tcPr>
+          <w:p>
+            <w:pPr>
+              <w:spacing w:after="0"/>
+              <w:jc w:val="center"/>
+            </w:pPr>
+            <w:r>
+              <w:t>Lambert</w:t>
+            </w:r>
+          </w:p>
+        </w:tc>
+        <w:tc>
+          <w:tcPr>
+            <w:tcW w:type="dxa" w:w="1224"/>
+            <w:vAlign w:val="center"/>
+          </w:tcPr>
+          <w:p>
+            <w:pPr>
+              <w:spacing w:after="0"/>
+              <w:jc w:val="center"/>
+            </w:pPr>
+            <w:r>
+              <w:t>1.0000</w:t>
+            </w:r>
+          </w:p>
+        </w:tc>
+        <w:tc>
+          <w:tcPr>
+            <w:tcW w:type="dxa" w:w="1224"/>
+            <w:vAlign w:val="center"/>
+          </w:tcPr>
+          <w:p>
+            <w:pPr>
+              <w:spacing w:after="0"/>
+              <w:jc w:val="center"/>
+            </w:pPr>
+            <w:r>
+              <w:t>2.1830</w:t>
+            </w:r>
+          </w:p>
+        </w:tc>
+        <w:tc>
+          <w:tcPr>
+            <w:tcW w:type="dxa" w:w="1224"/>
+            <w:vAlign w:val="center"/>
+          </w:tcPr>
+          <w:p>
+            <w:pPr>
+              <w:spacing w:after="0"/>
+              <w:jc w:val="center"/>
+            </w:pPr>
+            <w:r>
+              <w:t>1.2822</w:t>
+            </w:r>
+          </w:p>
+        </w:tc>
+        <w:tc>
+          <w:tcPr>
+            <w:tcW w:type="dxa" w:w="1368"/>
+            <w:vAlign w:val="center"/>
+          </w:tcPr>
+          <w:p>
+            <w:pPr>
+              <w:spacing w:after="0"/>
+              <w:jc w:val="center"/>
+            </w:pPr>
+            <w:r>
+              <w:t>3.4652</w:t>
+            </w:r>
+          </w:p>
+        </w:tc>
+        <w:tc>
+          <w:tcPr>
+            <w:tcW w:type="dxa" w:w="2160"/>
             <w:vAlign w:val="center"/>
           </w:tcPr>
           <w:p>
             <w:pPr>
               <w:spacing w:after="0"/>
             </w:pPr>
-            <w:r/>
             <w:r>
-              <w:rPr>
-                <w:b w:val="0"/>
-                <w:sz w:val="18"/>
-              </w:rPr>
-              <w:t>R_E = 6378.137 km</w:t>
+              <w:t>Fast but propellant-expensive</w:t>
             </w:r>
           </w:p>
         </w:tc>
@@ -589,40 +1244,105 @@
       <w:tr>
         <w:tc>
           <w:tcPr>
-            <w:tcW w:type="dxa" w:w="4824"/>
+            <w:tcW w:type="dxa" w:w="1224"/>
             <w:vAlign w:val="center"/>
-            <w:shd w:fill="D9EAF7"/>
           </w:tcPr>
           <w:p>
             <w:pPr>
               <w:spacing w:after="0"/>
+              <w:jc w:val="center"/>
             </w:pPr>
-            <w:r/>
             <w:r>
-              <w:rPr>
-                <w:b/>
-                <w:sz w:val="18"/>
-              </w:rPr>
-              <w:t>Earth rotation rate</w:t>
+              <w:t>Knee-like</w:t>
             </w:r>
           </w:p>
         </w:tc>
         <w:tc>
           <w:tcPr>
-            <w:tcW w:type="dxa" w:w="4824"/>
+            <w:tcW w:type="dxa" w:w="1440"/>
+            <w:vAlign w:val="center"/>
+          </w:tcPr>
+          <w:p>
+            <w:pPr>
+              <w:spacing w:after="0"/>
+              <w:jc w:val="center"/>
+            </w:pPr>
+            <w:r>
+              <w:t>Lambert</w:t>
+            </w:r>
+          </w:p>
+        </w:tc>
+        <w:tc>
+          <w:tcPr>
+            <w:tcW w:type="dxa" w:w="1224"/>
+            <w:vAlign w:val="center"/>
+          </w:tcPr>
+          <w:p>
+            <w:pPr>
+              <w:spacing w:after="0"/>
+              <w:jc w:val="center"/>
+            </w:pPr>
+            <w:r>
+              <w:t>1.2610</w:t>
+            </w:r>
+          </w:p>
+        </w:tc>
+        <w:tc>
+          <w:tcPr>
+            <w:tcW w:type="dxa" w:w="1224"/>
+            <w:vAlign w:val="center"/>
+          </w:tcPr>
+          <w:p>
+            <w:pPr>
+              <w:spacing w:after="0"/>
+              <w:jc w:val="center"/>
+            </w:pPr>
+            <w:r>
+              <w:t>2.0943</w:t>
+            </w:r>
+          </w:p>
+        </w:tc>
+        <w:tc>
+          <w:tcPr>
+            <w:tcW w:type="dxa" w:w="1224"/>
+            <w:vAlign w:val="center"/>
+          </w:tcPr>
+          <w:p>
+            <w:pPr>
+              <w:spacing w:after="0"/>
+              <w:jc w:val="center"/>
+            </w:pPr>
+            <w:r>
+              <w:t>0.7061</w:t>
+            </w:r>
+          </w:p>
+        </w:tc>
+        <w:tc>
+          <w:tcPr>
+            <w:tcW w:type="dxa" w:w="1368"/>
+            <w:vAlign w:val="center"/>
+          </w:tcPr>
+          <w:p>
+            <w:pPr>
+              <w:spacing w:after="0"/>
+              <w:jc w:val="center"/>
+            </w:pPr>
+            <w:r>
+              <w:t>2.8004</w:t>
+            </w:r>
+          </w:p>
+        </w:tc>
+        <w:tc>
+          <w:tcPr>
+            <w:tcW w:type="dxa" w:w="2160"/>
             <w:vAlign w:val="center"/>
           </w:tcPr>
           <w:p>
             <w:pPr>
               <w:spacing w:after="0"/>
             </w:pPr>
-            <w:r/>
             <w:r>
-              <w:rPr>
-                <w:b w:val="0"/>
-                <w:sz w:val="18"/>
-              </w:rPr>
-              <w:t>omega_E = 7.2921150e-5 rad/s</w:t>
+              <w:t>Useful trade-study point</w:t>
             </w:r>
           </w:p>
         </w:tc>
@@ -630,40 +1350,105 @@
       <w:tr>
         <w:tc>
           <w:tcPr>
-            <w:tcW w:type="dxa" w:w="4824"/>
+            <w:tcW w:type="dxa" w:w="1224"/>
             <w:vAlign w:val="center"/>
-            <w:shd w:fill="D9EAF7"/>
           </w:tcPr>
           <w:p>
             <w:pPr>
               <w:spacing w:after="0"/>
+              <w:jc w:val="center"/>
             </w:pPr>
-            <w:r/>
             <w:r>
-              <w:rPr>
-                <w:b/>
-                <w:sz w:val="18"/>
-              </w:rPr>
-              <w:t>GEO radius</w:t>
+              <w:t>Submitted</w:t>
             </w:r>
           </w:p>
         </w:tc>
         <w:tc>
           <w:tcPr>
-            <w:tcW w:type="dxa" w:w="4824"/>
+            <w:tcW w:type="dxa" w:w="1440"/>
+            <w:vAlign w:val="center"/>
+          </w:tcPr>
+          <w:p>
+            <w:pPr>
+              <w:spacing w:after="0"/>
+              <w:jc w:val="center"/>
+            </w:pPr>
+            <w:r>
+              <w:t>MultiRevLambert</w:t>
+            </w:r>
+          </w:p>
+        </w:tc>
+        <w:tc>
+          <w:tcPr>
+            <w:tcW w:type="dxa" w:w="1224"/>
+            <w:vAlign w:val="center"/>
+          </w:tcPr>
+          <w:p>
+            <w:pPr>
+              <w:spacing w:after="0"/>
+              <w:jc w:val="center"/>
+            </w:pPr>
+            <w:r>
+              <w:t>3.4709</w:t>
+            </w:r>
+          </w:p>
+        </w:tc>
+        <w:tc>
+          <w:tcPr>
+            <w:tcW w:type="dxa" w:w="1224"/>
+            <w:vAlign w:val="center"/>
+          </w:tcPr>
+          <w:p>
+            <w:pPr>
+              <w:spacing w:after="0"/>
+              <w:jc w:val="center"/>
+            </w:pPr>
+            <w:r>
+              <w:t>1.6784</w:t>
+            </w:r>
+          </w:p>
+        </w:tc>
+        <w:tc>
+          <w:tcPr>
+            <w:tcW w:type="dxa" w:w="1224"/>
+            <w:vAlign w:val="center"/>
+          </w:tcPr>
+          <w:p>
+            <w:pPr>
+              <w:spacing w:after="0"/>
+              <w:jc w:val="center"/>
+            </w:pPr>
+            <w:r>
+              <w:t>0.1616</w:t>
+            </w:r>
+          </w:p>
+        </w:tc>
+        <w:tc>
+          <w:tcPr>
+            <w:tcW w:type="dxa" w:w="1368"/>
+            <w:vAlign w:val="center"/>
+          </w:tcPr>
+          <w:p>
+            <w:pPr>
+              <w:spacing w:after="0"/>
+              <w:jc w:val="center"/>
+            </w:pPr>
+            <w:r>
+              <w:t>1.8400</w:t>
+            </w:r>
+          </w:p>
+        </w:tc>
+        <w:tc>
+          <w:tcPr>
+            <w:tcW w:type="dxa" w:w="2160"/>
             <w:vAlign w:val="center"/>
           </w:tcPr>
           <w:p>
             <w:pPr>
               <w:spacing w:after="0"/>
             </w:pPr>
-            <w:r/>
             <w:r>
-              <w:rPr>
-                <w:b w:val="0"/>
-                <w:sz w:val="18"/>
-              </w:rPr>
-              <w:t>r_GEO = 42164.173 km</w:t>
+              <w:t>Best within the four-day mission window</w:t>
             </w:r>
           </w:p>
         </w:tc>
@@ -671,81 +1456,105 @@
       <w:tr>
         <w:tc>
           <w:tcPr>
-            <w:tcW w:type="dxa" w:w="4824"/>
+            <w:tcW w:type="dxa" w:w="1224"/>
             <w:vAlign w:val="center"/>
-            <w:shd w:fill="D9EAF7"/>
           </w:tcPr>
           <w:p>
             <w:pPr>
               <w:spacing w:after="0"/>
+              <w:jc w:val="center"/>
             </w:pPr>
-            <w:r/>
             <w:r>
-              <w:rPr>
-                <w:b/>
-                <w:sz w:val="18"/>
-              </w:rPr>
-              <w:t>GEO longitude</w:t>
+              <w:t>Global min Delta V</w:t>
             </w:r>
           </w:p>
         </w:tc>
         <w:tc>
           <w:tcPr>
-            <w:tcW w:type="dxa" w:w="4824"/>
+            <w:tcW w:type="dxa" w:w="1440"/>
+            <w:vAlign w:val="center"/>
+          </w:tcPr>
+          <w:p>
+            <w:pPr>
+              <w:spacing w:after="0"/>
+              <w:jc w:val="center"/>
+            </w:pPr>
+            <w:r>
+              <w:t>MultiRevLambert</w:t>
+            </w:r>
+          </w:p>
+        </w:tc>
+        <w:tc>
+          <w:tcPr>
+            <w:tcW w:type="dxa" w:w="1224"/>
+            <w:vAlign w:val="center"/>
+          </w:tcPr>
+          <w:p>
+            <w:pPr>
+              <w:spacing w:after="0"/>
+              <w:jc w:val="center"/>
+            </w:pPr>
+            <w:r>
+              <w:t>10.7387</w:t>
+            </w:r>
+          </w:p>
+        </w:tc>
+        <w:tc>
+          <w:tcPr>
+            <w:tcW w:type="dxa" w:w="1224"/>
+            <w:vAlign w:val="center"/>
+          </w:tcPr>
+          <w:p>
+            <w:pPr>
+              <w:spacing w:after="0"/>
+              <w:jc w:val="center"/>
+            </w:pPr>
+            <w:r>
+              <w:t>1.7617</w:t>
+            </w:r>
+          </w:p>
+        </w:tc>
+        <w:tc>
+          <w:tcPr>
+            <w:tcW w:type="dxa" w:w="1224"/>
+            <w:vAlign w:val="center"/>
+          </w:tcPr>
+          <w:p>
+            <w:pPr>
+              <w:spacing w:after="0"/>
+              <w:jc w:val="center"/>
+            </w:pPr>
+            <w:r>
+              <w:t>0.0545</w:t>
+            </w:r>
+          </w:p>
+        </w:tc>
+        <w:tc>
+          <w:tcPr>
+            <w:tcW w:type="dxa" w:w="1368"/>
+            <w:vAlign w:val="center"/>
+          </w:tcPr>
+          <w:p>
+            <w:pPr>
+              <w:spacing w:after="0"/>
+              <w:jc w:val="center"/>
+            </w:pPr>
+            <w:r>
+              <w:t>1.8162</w:t>
+            </w:r>
+          </w:p>
+        </w:tc>
+        <w:tc>
+          <w:tcPr>
+            <w:tcW w:type="dxa" w:w="2160"/>
             <w:vAlign w:val="center"/>
           </w:tcPr>
           <w:p>
             <w:pPr>
               <w:spacing w:after="0"/>
             </w:pPr>
-            <w:r/>
             <w:r>
-              <w:rPr>
-                <w:b w:val="0"/>
-                <w:sz w:val="18"/>
-              </w:rPr>
-              <w:t>lambda_GEO = 128.2 deg East</w:t>
-            </w:r>
-          </w:p>
-        </w:tc>
-      </w:tr>
-      <w:tr>
-        <w:tc>
-          <w:tcPr>
-            <w:tcW w:type="dxa" w:w="4824"/>
-            <w:vAlign w:val="center"/>
-            <w:shd w:fill="D9EAF7"/>
-          </w:tcPr>
-          <w:p>
-            <w:pPr>
-              <w:spacing w:after="0"/>
-            </w:pPr>
-            <w:r/>
-            <w:r>
-              <w:rPr>
-                <w:b/>
-                <w:sz w:val="18"/>
-              </w:rPr>
-              <w:t>Transfer duration bound</w:t>
-            </w:r>
-          </w:p>
-        </w:tc>
-        <w:tc>
-          <w:tcPr>
-            <w:tcW w:type="dxa" w:w="4824"/>
-            <w:vAlign w:val="center"/>
-          </w:tcPr>
-          <w:p>
-            <w:pPr>
-              <w:spacing w:after="0"/>
-            </w:pPr>
-            <w:r/>
-            <w:r>
-              <w:rPr>
-                <w:b w:val="0"/>
-                <w:sz w:val="18"/>
-              </w:rPr>
-              <w:t>1 day &lt;= Delta t &lt;= 30 days</w:t>
+              <w:t>Lowest fuel, but too slow for the representative mission</w:t>
             </w:r>
           </w:p>
         </w:tc>
@@ -754,10 +1563,10 @@
     <w:p/>
     <w:p>
       <w:pPr>
-        <w:spacing w:after="140" w:line="269" w:lineRule="auto"/>
+        <w:spacing w:after="120" w:line="276" w:lineRule="auto"/>
       </w:pPr>
       <w:r>
-        <w:t>One important consistency check was applied to the target state. The coordinate assumptions define the target ECI angle as theta_ERA,0 + lambda_GEO. Using this relation gives r_GEO(t0) = [40244.6079, 12577.3213, 0] km and v_GEO(t0) = [-0.917153, 2.934683, 0] km/s. This is consistent with the GEO radius and circular speed. The value 41244.6079 sometimes appears from PDF text extraction, but that value would not have the GEO radius and would not be perpendicular to the listed velocity. Therefore, the code computes the target state from the stated coordinate assumptions rather than relying on a possibly misread table entry.</w:t>
+        <w:t>The Pareto front shows a sharp reduction in Delta V as transfer time is increased from the fastest 1-day solution. However, the final mission decision is based on the operations rule rather than only the visual curve shape. The submitted 3.4709-day solution uses about 2.03 more days than the knee-like 1.4365-day solution, but it remains within the four-day early-operations window and saves additional propellant. Compared with the 10.7387-day global minimum-fuel point, it gives up only about 0.0238 km/s while shortening the transfer by more than seven days.</w:t>
       </w:r>
     </w:p>
     <w:p>
@@ -766,151 +1575,17 @@
       </w:pPr>
       <w:r>
         <w:rPr>
-          <w:color w:val="1F4E79"/>
+          <w:rFonts w:ascii="Arial" w:hAnsi="Arial" w:eastAsia="Malgun Gothic"/>
         </w:rPr>
-        <w:t>3. Optimization Formulation</w:t>
+        <w:t>9. Trajectory, Error, Visibility, and Animation Results</w:t>
       </w:r>
     </w:p>
     <w:p>
       <w:pPr>
-        <w:spacing w:after="140" w:line="269" w:lineRule="auto"/>
+        <w:spacing w:after="120" w:line="276" w:lineRule="auto"/>
       </w:pPr>
       <w:r>
-        <w:t>The objective vector is F(x) = [sum dV, Delta t]. A candidate solution is Pareto-optimal if no other valid candidate has both smaller or equal total dV and smaller or equal transfer duration, with at least one of the two objectives strictly better.</w:t>
-      </w:r>
-    </w:p>
-    <w:p>
-      <w:pPr>
-        <w:spacing w:after="140" w:line="269" w:lineRule="auto"/>
-      </w:pPr>
-      <w:r>
-        <w:t>For a two-impulse Lambert candidate, the departure and arrival impulses were computed as</w:t>
-      </w:r>
-    </w:p>
-    <w:p>
-      <w:pPr>
-        <w:pStyle w:val="ListBullet"/>
-        <w:spacing w:after="60"/>
-      </w:pPr>
-      <w:r>
-        <w:t>dV1 = ||v1_plus - v_GTO(t0)||</w:t>
-      </w:r>
-    </w:p>
-    <w:p>
-      <w:pPr>
-        <w:pStyle w:val="ListBullet"/>
-        <w:spacing w:after="60"/>
-      </w:pPr>
-      <w:r>
-        <w:t>dV2 = ||v_GEO(tf) - v2_minus||</w:t>
-      </w:r>
-    </w:p>
-    <w:p>
-      <w:pPr>
-        <w:pStyle w:val="ListBullet"/>
-        <w:spacing w:after="60"/>
-      </w:pPr>
-      <w:r>
-        <w:t>dVtotal = dV1 + dV2</w:t>
-      </w:r>
-    </w:p>
-    <w:p>
-      <w:pPr>
-        <w:spacing w:after="140" w:line="269" w:lineRule="auto"/>
-      </w:pPr>
-      <w:r>
-        <w:t>For a phasing candidate, the same impulse accounting was used, but the transfer orbit is constrained to begin and end at the same GEO-radius inertial point after an integer number of revolutions. This keeps the comparison fair: both families are judged by the same objective vector.</w:t>
-      </w:r>
-    </w:p>
-    <w:p>
-      <w:pPr>
-        <w:pStyle w:val="Heading1"/>
-      </w:pPr>
-      <w:r>
-        <w:rPr>
-          <w:color w:val="1F4E79"/>
-        </w:rPr>
-        <w:t>4. Search Strategy and Reasoning Process</w:t>
-      </w:r>
-    </w:p>
-    <w:p>
-      <w:pPr>
-        <w:spacing w:after="140" w:line="269" w:lineRule="auto"/>
-      </w:pPr>
-      <w:r>
-        <w:t>The search process was deliberately built in two layers. The first layer follows the lecture method directly: solve Lambert's problem for many transfer durations. This is the most natural starting point because the project is a boundary-value rendezvous problem and the course examples used Lambert targeting and pork-chop searches for similar decisions.</w:t>
-      </w:r>
-    </w:p>
-    <w:p>
-      <w:pPr>
-        <w:pStyle w:val="ListNumber"/>
-        <w:spacing w:after="60"/>
-      </w:pPr>
-      <w:r>
-        <w:t>Propagate the moving GEO target to each candidate arrival time.</w:t>
-      </w:r>
-    </w:p>
-    <w:p>
-      <w:pPr>
-        <w:pStyle w:val="ListNumber"/>
-        <w:spacing w:after="60"/>
-      </w:pPr>
-      <w:r>
-        <w:t>Solve Lambert's problem from the initial GTO apogee position to that future target position.</w:t>
-      </w:r>
-    </w:p>
-    <w:p>
-      <w:pPr>
-        <w:pStyle w:val="ListNumber"/>
-        <w:spacing w:after="60"/>
-      </w:pPr>
-      <w:r>
-        <w:t>Compute departure and insertion dV from the initial GTO and final GEO reference velocities.</w:t>
-      </w:r>
-    </w:p>
-    <w:p>
-      <w:pPr>
-        <w:pStyle w:val="ListNumber"/>
-        <w:spacing w:after="60"/>
-      </w:pPr>
-      <w:r>
-        <w:t>Filter all candidates using Pareto dominance.</w:t>
-      </w:r>
-    </w:p>
-    <w:p>
-      <w:pPr>
-        <w:pStyle w:val="ListNumber"/>
-        <w:spacing w:after="60"/>
-      </w:pPr>
-      <w:r>
-        <w:t>Inspect the geometry of the best and worst regions of the Pareto set.</w:t>
-      </w:r>
-    </w:p>
-    <w:p>
-      <w:pPr>
-        <w:spacing w:after="140" w:line="269" w:lineRule="auto"/>
-      </w:pPr>
-      <w:r>
-        <w:t>The fifth step is where the main improvement came from. The initial point is not an arbitrary GTO position. It is the apogee, and its radius is essentially the GEO radius. That means a low-energy solution does not necessarily need to travel from one radius to another. Instead, it can use time as a resource: adjust the orbital period so the spacecraft revisits the same inertial point when the GEO target has also rotated to that point.</w:t>
-      </w:r>
-    </w:p>
-    <w:p>
-      <w:pPr>
-        <w:pStyle w:val="Heading1"/>
-      </w:pPr>
-      <w:r>
-        <w:rPr>
-          <w:color w:val="1F4E79"/>
-        </w:rPr>
-        <w:t>5. Baseline Lambert Transfer Results</w:t>
-      </w:r>
-    </w:p>
-    <w:p>
-      <w:pPr>
-        <w:spacing w:after="140" w:line="269" w:lineRule="auto"/>
-      </w:pPr>
-      <w:r>
-        <w:t>The Lambert sweep provides the fast-transfer side of the Pareto front. These solutions are useful because they satisfy the moving-target boundary condition with short flight times. Their drawback is that a short time of flight forces a relatively energetic transfer and a larger final insertion burn.</w:t>
+        <w:t>The selected trajectory is visualized with a moving target state, not a fixed final point. This is important because the target state is propagated during the transfer. The figures below document the main required outputs: the Pareto front, 3D trajectory, radius history, burn magnitudes, final position error near insertion, and KHU ground-station visibility intervals. The generated GIF animation additionally shows Earth, the transfer trajectory, maneuver locations, and the moving GEO target.</w:t>
       </w:r>
     </w:p>
     <w:p>
@@ -920,7 +1595,7 @@
       <w:r>
         <w:drawing>
           <wp:inline xmlns:a="http://schemas.openxmlformats.org/drawingml/2006/main" xmlns:pic="http://schemas.openxmlformats.org/drawingml/2006/picture">
-            <wp:extent cx="5669280" cy="4414199"/>
+            <wp:extent cx="5669280" cy="3733290"/>
             <wp:docPr id="1" name="Picture 1"/>
             <wp:cNvGraphicFramePr>
               <a:graphicFrameLocks noChangeAspect="1"/>
@@ -929,7 +1604,7 @@
               <a:graphicData uri="http://schemas.openxmlformats.org/drawingml/2006/picture">
                 <pic:pic>
                   <pic:nvPicPr>
-                    <pic:cNvPr id="0" name="Pareto_dV_vs_TOF.png"/>
+                    <pic:cNvPr id="0" name="image.png"/>
                     <pic:cNvPicPr/>
                   </pic:nvPicPr>
                   <pic:blipFill>
@@ -941,7 +1616,7 @@
                   <pic:spPr>
                     <a:xfrm>
                       <a:off x="0" y="0"/>
-                      <a:ext cx="5669280" cy="4414199"/>
+                      <a:ext cx="5669280" cy="3733290"/>
                     </a:xfrm>
                     <a:prstGeom prst="rect"/>
                   </pic:spPr>
@@ -954,1202 +1629,14 @@
     </w:p>
     <w:p>
       <w:pPr>
-        <w:spacing w:after="160"/>
         <w:jc w:val="center"/>
       </w:pPr>
       <w:r>
         <w:rPr>
           <w:i/>
-          <w:color w:val="5B6770"/>
           <w:sz w:val="18"/>
         </w:rPr>
-        <w:t>Figure 1. Pareto front combining Lambert and phasing candidates.</w:t>
-      </w:r>
-    </w:p>
-    <w:p>
-      <w:pPr>
-        <w:spacing w:after="140" w:line="269" w:lineRule="auto"/>
-      </w:pPr>
-      <w:r>
-        <w:t>The first few Pareto points are Lambert solutions. For example, the 1-day solution is very fast but requires more than 3 km/s total dV. Increasing the time of flight to about 1.3 days reduces the total dV substantially, but Lambert solutions alone still do not exploit the full low-energy opportunity created by the initial GEO-radius apogee.</w:t>
-      </w:r>
-    </w:p>
-    <w:p>
-      <w:pPr>
-        <w:pStyle w:val="Heading1"/>
-      </w:pPr>
-      <w:r>
-        <w:rPr>
-          <w:color w:val="1F4E79"/>
-        </w:rPr>
-        <w:t>6. GEO-Radius Phasing Family</w:t>
-      </w:r>
-    </w:p>
-    <w:p>
-      <w:pPr>
-        <w:spacing w:after="140" w:line="269" w:lineRule="auto"/>
-      </w:pPr>
-      <w:r>
-        <w:t>The phasing family was added because it follows directly from the geometry. If GEO-KOMPSAT-2A reaches the initial apogee inertial direction at the final time, then the spacecraft can depart from that same point, complete an integer number of revolutions on a phasing orbit, and return to the target point. The final burn then only circularizes or adjusts the small remaining speed difference.</w:t>
-      </w:r>
-    </w:p>
-    <w:p>
-      <w:pPr>
-        <w:spacing w:after="140" w:line="269" w:lineRule="auto"/>
-      </w:pPr>
-      <w:r>
-        <w:t>For each possible arrival time satisfying the target phase condition, I tested integer revolution counts and selected physically valid phasing orbits whose perigee stayed above the Earth. This is not a separate objective or an unfair shortcut; it is simply a structured subset of valid two-body, impulsive trajectories. It is included because the project asks for optimized trajectories, not only Lambert arcs.</w:t>
-      </w:r>
-    </w:p>
-    <w:p>
-      <w:pPr>
-        <w:spacing w:after="140" w:line="269" w:lineRule="auto"/>
-      </w:pPr>
-      <w:r>
-        <w:t>The best phasing solutions have large transfer durations but low dV. The departure burn mainly removes the initial GTO inclination component and changes the speed into an equatorial phasing orbit. As the duration increases, the phasing orbit period becomes closer to one sidereal day, so the final insertion burn becomes very small.</w:t>
-      </w:r>
-    </w:p>
-    <w:p>
-      <w:pPr>
-        <w:pStyle w:val="Heading1"/>
-      </w:pPr>
-      <w:r>
-        <w:rPr>
-          <w:color w:val="1F4E79"/>
-        </w:rPr>
-        <w:t>7. Pareto Discussion</w:t>
-      </w:r>
-    </w:p>
-    <w:tbl>
-      <w:tblPr>
-        <w:tblW w:type="auto" w:w="0"/>
-        <w:jc w:val="center"/>
-        <w:tblLayout w:type="autofit"/>
-        <w:tblLook w:firstColumn="1" w:firstRow="1" w:lastColumn="0" w:lastRow="0" w:noHBand="0" w:noVBand="1" w:val="04A0"/>
-        <w:tblBorders>
-          <w:top w:val="single" w:sz="6" w:space="0" w:color="B7C4D6"/>
-          <w:left w:val="single" w:sz="6" w:space="0" w:color="B7C4D6"/>
-          <w:bottom w:val="single" w:sz="6" w:space="0" w:color="B7C4D6"/>
-          <w:right w:val="single" w:sz="6" w:space="0" w:color="B7C4D6"/>
-          <w:insideH w:val="single" w:sz="6" w:space="0" w:color="B7C4D6"/>
-          <w:insideV w:val="single" w:sz="6" w:space="0" w:color="B7C4D6"/>
-        </w:tblBorders>
-      </w:tblPr>
-      <w:tblGrid>
-        <w:gridCol w:w="1608"/>
-        <w:gridCol w:w="1608"/>
-        <w:gridCol w:w="1608"/>
-        <w:gridCol w:w="1608"/>
-        <w:gridCol w:w="1608"/>
-        <w:gridCol w:w="1608"/>
-      </w:tblGrid>
-      <w:tr>
-        <w:tc>
-          <w:tcPr>
-            <w:tcW w:type="dxa" w:w="1608"/>
-            <w:vAlign w:val="center"/>
-            <w:shd w:fill="1F4E79"/>
-          </w:tcPr>
-          <w:p>
-            <w:pPr>
-              <w:spacing w:after="0"/>
-            </w:pPr>
-            <w:r/>
-            <w:r>
-              <w:rPr>
-                <w:b/>
-                <w:color w:val="FFFFFF"/>
-                <w:sz w:val="18"/>
-              </w:rPr>
-              <w:t>Case</w:t>
-            </w:r>
-          </w:p>
-        </w:tc>
-        <w:tc>
-          <w:tcPr>
-            <w:tcW w:type="dxa" w:w="1608"/>
-            <w:vAlign w:val="center"/>
-            <w:shd w:fill="1F4E79"/>
-          </w:tcPr>
-          <w:p>
-            <w:pPr>
-              <w:spacing w:after="0"/>
-            </w:pPr>
-            <w:r/>
-            <w:r>
-              <w:rPr>
-                <w:b/>
-                <w:color w:val="FFFFFF"/>
-                <w:sz w:val="18"/>
-              </w:rPr>
-              <w:t>Method</w:t>
-            </w:r>
-          </w:p>
-        </w:tc>
-        <w:tc>
-          <w:tcPr>
-            <w:tcW w:type="dxa" w:w="1608"/>
-            <w:vAlign w:val="center"/>
-            <w:shd w:fill="1F4E79"/>
-          </w:tcPr>
-          <w:p>
-            <w:pPr>
-              <w:spacing w:after="0"/>
-            </w:pPr>
-            <w:r/>
-            <w:r>
-              <w:rPr>
-                <w:b/>
-                <w:color w:val="FFFFFF"/>
-                <w:sz w:val="18"/>
-              </w:rPr>
-              <w:t>TOF [days]</w:t>
-            </w:r>
-          </w:p>
-        </w:tc>
-        <w:tc>
-          <w:tcPr>
-            <w:tcW w:type="dxa" w:w="1608"/>
-            <w:vAlign w:val="center"/>
-            <w:shd w:fill="1F4E79"/>
-          </w:tcPr>
-          <w:p>
-            <w:pPr>
-              <w:spacing w:after="0"/>
-            </w:pPr>
-            <w:r/>
-            <w:r>
-              <w:rPr>
-                <w:b/>
-                <w:color w:val="FFFFFF"/>
-                <w:sz w:val="18"/>
-              </w:rPr>
-              <w:t>dV1 [km/s]</w:t>
-            </w:r>
-          </w:p>
-        </w:tc>
-        <w:tc>
-          <w:tcPr>
-            <w:tcW w:type="dxa" w:w="1608"/>
-            <w:vAlign w:val="center"/>
-            <w:shd w:fill="1F4E79"/>
-          </w:tcPr>
-          <w:p>
-            <w:pPr>
-              <w:spacing w:after="0"/>
-            </w:pPr>
-            <w:r/>
-            <w:r>
-              <w:rPr>
-                <w:b/>
-                <w:color w:val="FFFFFF"/>
-                <w:sz w:val="18"/>
-              </w:rPr>
-              <w:t>dV2 [km/s]</w:t>
-            </w:r>
-          </w:p>
-        </w:tc>
-        <w:tc>
-          <w:tcPr>
-            <w:tcW w:type="dxa" w:w="1608"/>
-            <w:vAlign w:val="center"/>
-            <w:shd w:fill="1F4E79"/>
-          </w:tcPr>
-          <w:p>
-            <w:pPr>
-              <w:spacing w:after="0"/>
-            </w:pPr>
-            <w:r/>
-            <w:r>
-              <w:rPr>
-                <w:b/>
-                <w:color w:val="FFFFFF"/>
-                <w:sz w:val="18"/>
-              </w:rPr>
-              <w:t>Total dV [km/s]</w:t>
-            </w:r>
-          </w:p>
-        </w:tc>
-      </w:tr>
-      <w:tr>
-        <w:tc>
-          <w:tcPr>
-            <w:tcW w:type="dxa" w:w="1608"/>
-            <w:vAlign w:val="center"/>
-          </w:tcPr>
-          <w:p>
-            <w:pPr>
-              <w:spacing w:after="0"/>
-            </w:pPr>
-            <w:r/>
-            <w:r>
-              <w:rPr>
-                <w:b w:val="0"/>
-                <w:sz w:val="18"/>
-              </w:rPr>
-              <w:t>1</w:t>
-            </w:r>
-          </w:p>
-        </w:tc>
-        <w:tc>
-          <w:tcPr>
-            <w:tcW w:type="dxa" w:w="1608"/>
-            <w:vAlign w:val="center"/>
-          </w:tcPr>
-          <w:p>
-            <w:pPr>
-              <w:spacing w:after="0"/>
-            </w:pPr>
-            <w:r/>
-            <w:r>
-              <w:rPr>
-                <w:b w:val="0"/>
-                <w:sz w:val="18"/>
-              </w:rPr>
-              <w:t>Lambert</w:t>
-            </w:r>
-          </w:p>
-        </w:tc>
-        <w:tc>
-          <w:tcPr>
-            <w:tcW w:type="dxa" w:w="1608"/>
-            <w:vAlign w:val="center"/>
-          </w:tcPr>
-          <w:p>
-            <w:pPr>
-              <w:spacing w:after="0"/>
-            </w:pPr>
-            <w:r/>
-            <w:r>
-              <w:rPr>
-                <w:b w:val="0"/>
-                <w:sz w:val="18"/>
-              </w:rPr>
-              <w:t>1.0000</w:t>
-            </w:r>
-          </w:p>
-        </w:tc>
-        <w:tc>
-          <w:tcPr>
-            <w:tcW w:type="dxa" w:w="1608"/>
-            <w:vAlign w:val="center"/>
-          </w:tcPr>
-          <w:p>
-            <w:pPr>
-              <w:spacing w:after="0"/>
-            </w:pPr>
-            <w:r/>
-            <w:r>
-              <w:rPr>
-                <w:b w:val="0"/>
-                <w:sz w:val="18"/>
-              </w:rPr>
-              <w:t>2.1005</w:t>
-            </w:r>
-          </w:p>
-        </w:tc>
-        <w:tc>
-          <w:tcPr>
-            <w:tcW w:type="dxa" w:w="1608"/>
-            <w:vAlign w:val="center"/>
-          </w:tcPr>
-          <w:p>
-            <w:pPr>
-              <w:spacing w:after="0"/>
-            </w:pPr>
-            <w:r/>
-            <w:r>
-              <w:rPr>
-                <w:b w:val="0"/>
-                <w:sz w:val="18"/>
-              </w:rPr>
-              <w:t>1.0409</w:t>
-            </w:r>
-          </w:p>
-        </w:tc>
-        <w:tc>
-          <w:tcPr>
-            <w:tcW w:type="dxa" w:w="1608"/>
-            <w:vAlign w:val="center"/>
-          </w:tcPr>
-          <w:p>
-            <w:pPr>
-              <w:spacing w:after="0"/>
-            </w:pPr>
-            <w:r/>
-            <w:r>
-              <w:rPr>
-                <w:b w:val="0"/>
-                <w:sz w:val="18"/>
-              </w:rPr>
-              <w:t>3.1413</w:t>
-            </w:r>
-          </w:p>
-        </w:tc>
-      </w:tr>
-      <w:tr>
-        <w:tc>
-          <w:tcPr>
-            <w:tcW w:type="dxa" w:w="1608"/>
-            <w:vAlign w:val="center"/>
-            <w:shd w:fill="EEF3F8"/>
-          </w:tcPr>
-          <w:p>
-            <w:pPr>
-              <w:spacing w:after="0"/>
-            </w:pPr>
-            <w:r/>
-            <w:r>
-              <w:rPr>
-                <w:b w:val="0"/>
-                <w:sz w:val="18"/>
-              </w:rPr>
-              <w:t>2</w:t>
-            </w:r>
-          </w:p>
-        </w:tc>
-        <w:tc>
-          <w:tcPr>
-            <w:tcW w:type="dxa" w:w="1608"/>
-            <w:vAlign w:val="center"/>
-            <w:shd w:fill="EEF3F8"/>
-          </w:tcPr>
-          <w:p>
-            <w:pPr>
-              <w:spacing w:after="0"/>
-            </w:pPr>
-            <w:r/>
-            <w:r>
-              <w:rPr>
-                <w:b w:val="0"/>
-                <w:sz w:val="18"/>
-              </w:rPr>
-              <w:t>Lambert</w:t>
-            </w:r>
-          </w:p>
-        </w:tc>
-        <w:tc>
-          <w:tcPr>
-            <w:tcW w:type="dxa" w:w="1608"/>
-            <w:vAlign w:val="center"/>
-            <w:shd w:fill="EEF3F8"/>
-          </w:tcPr>
-          <w:p>
-            <w:pPr>
-              <w:spacing w:after="0"/>
-            </w:pPr>
-            <w:r/>
-            <w:r>
-              <w:rPr>
-                <w:b w:val="0"/>
-                <w:sz w:val="18"/>
-              </w:rPr>
-              <w:t>1.1750</w:t>
-            </w:r>
-          </w:p>
-        </w:tc>
-        <w:tc>
-          <w:tcPr>
-            <w:tcW w:type="dxa" w:w="1608"/>
-            <w:vAlign w:val="center"/>
-            <w:shd w:fill="EEF3F8"/>
-          </w:tcPr>
-          <w:p>
-            <w:pPr>
-              <w:spacing w:after="0"/>
-            </w:pPr>
-            <w:r/>
-            <w:r>
-              <w:rPr>
-                <w:b w:val="0"/>
-                <w:sz w:val="18"/>
-              </w:rPr>
-              <w:t>2.0608</w:t>
-            </w:r>
-          </w:p>
-        </w:tc>
-        <w:tc>
-          <w:tcPr>
-            <w:tcW w:type="dxa" w:w="1608"/>
-            <w:vAlign w:val="center"/>
-            <w:shd w:fill="EEF3F8"/>
-          </w:tcPr>
-          <w:p>
-            <w:pPr>
-              <w:spacing w:after="0"/>
-            </w:pPr>
-            <w:r/>
-            <w:r>
-              <w:rPr>
-                <w:b w:val="0"/>
-                <w:sz w:val="18"/>
-              </w:rPr>
-              <w:t>0.6156</w:t>
-            </w:r>
-          </w:p>
-        </w:tc>
-        <w:tc>
-          <w:tcPr>
-            <w:tcW w:type="dxa" w:w="1608"/>
-            <w:vAlign w:val="center"/>
-            <w:shd w:fill="EEF3F8"/>
-          </w:tcPr>
-          <w:p>
-            <w:pPr>
-              <w:spacing w:after="0"/>
-            </w:pPr>
-            <w:r/>
-            <w:r>
-              <w:rPr>
-                <w:b w:val="0"/>
-                <w:sz w:val="18"/>
-              </w:rPr>
-              <w:t>2.6764</w:t>
-            </w:r>
-          </w:p>
-        </w:tc>
-      </w:tr>
-      <w:tr>
-        <w:tc>
-          <w:tcPr>
-            <w:tcW w:type="dxa" w:w="1608"/>
-            <w:vAlign w:val="center"/>
-          </w:tcPr>
-          <w:p>
-            <w:pPr>
-              <w:spacing w:after="0"/>
-            </w:pPr>
-            <w:r/>
-            <w:r>
-              <w:rPr>
-                <w:b w:val="0"/>
-                <w:sz w:val="18"/>
-              </w:rPr>
-              <w:t>3</w:t>
-            </w:r>
-          </w:p>
-        </w:tc>
-        <w:tc>
-          <w:tcPr>
-            <w:tcW w:type="dxa" w:w="1608"/>
-            <w:vAlign w:val="center"/>
-          </w:tcPr>
-          <w:p>
-            <w:pPr>
-              <w:spacing w:after="0"/>
-            </w:pPr>
-            <w:r/>
-            <w:r>
-              <w:rPr>
-                <w:b w:val="0"/>
-                <w:sz w:val="18"/>
-              </w:rPr>
-              <w:t>Lambert</w:t>
-            </w:r>
-          </w:p>
-        </w:tc>
-        <w:tc>
-          <w:tcPr>
-            <w:tcW w:type="dxa" w:w="1608"/>
-            <w:vAlign w:val="center"/>
-          </w:tcPr>
-          <w:p>
-            <w:pPr>
-              <w:spacing w:after="0"/>
-            </w:pPr>
-            <w:r/>
-            <w:r>
-              <w:rPr>
-                <w:b w:val="0"/>
-                <w:sz w:val="18"/>
-              </w:rPr>
-              <w:t>1.3250</w:t>
-            </w:r>
-          </w:p>
-        </w:tc>
-        <w:tc>
-          <w:tcPr>
-            <w:tcW w:type="dxa" w:w="1608"/>
-            <w:vAlign w:val="center"/>
-          </w:tcPr>
-          <w:p>
-            <w:pPr>
-              <w:spacing w:after="0"/>
-            </w:pPr>
-            <w:r/>
-            <w:r>
-              <w:rPr>
-                <w:b w:val="0"/>
-                <w:sz w:val="18"/>
-              </w:rPr>
-              <w:t>2.0483</w:t>
-            </w:r>
-          </w:p>
-        </w:tc>
-        <w:tc>
-          <w:tcPr>
-            <w:tcW w:type="dxa" w:w="1608"/>
-            <w:vAlign w:val="center"/>
-          </w:tcPr>
-          <w:p>
-            <w:pPr>
-              <w:spacing w:after="0"/>
-            </w:pPr>
-            <w:r/>
-            <w:r>
-              <w:rPr>
-                <w:b w:val="0"/>
-                <w:sz w:val="18"/>
-              </w:rPr>
-              <w:t>0.3883</w:t>
-            </w:r>
-          </w:p>
-        </w:tc>
-        <w:tc>
-          <w:tcPr>
-            <w:tcW w:type="dxa" w:w="1608"/>
-            <w:vAlign w:val="center"/>
-          </w:tcPr>
-          <w:p>
-            <w:pPr>
-              <w:spacing w:after="0"/>
-            </w:pPr>
-            <w:r/>
-            <w:r>
-              <w:rPr>
-                <w:b w:val="0"/>
-                <w:sz w:val="18"/>
-              </w:rPr>
-              <w:t>2.4366</w:t>
-            </w:r>
-          </w:p>
-        </w:tc>
-      </w:tr>
-      <w:tr>
-        <w:tc>
-          <w:tcPr>
-            <w:tcW w:type="dxa" w:w="1608"/>
-            <w:vAlign w:val="center"/>
-            <w:shd w:fill="EEF3F8"/>
-          </w:tcPr>
-          <w:p>
-            <w:pPr>
-              <w:spacing w:after="0"/>
-            </w:pPr>
-            <w:r/>
-            <w:r>
-              <w:rPr>
-                <w:b w:val="0"/>
-                <w:sz w:val="18"/>
-              </w:rPr>
-              <w:t>4</w:t>
-            </w:r>
-          </w:p>
-        </w:tc>
-        <w:tc>
-          <w:tcPr>
-            <w:tcW w:type="dxa" w:w="1608"/>
-            <w:vAlign w:val="center"/>
-            <w:shd w:fill="EEF3F8"/>
-          </w:tcPr>
-          <w:p>
-            <w:pPr>
-              <w:spacing w:after="0"/>
-            </w:pPr>
-            <w:r/>
-            <w:r>
-              <w:rPr>
-                <w:b w:val="0"/>
-                <w:sz w:val="18"/>
-              </w:rPr>
-              <w:t>Phasing</w:t>
-            </w:r>
-          </w:p>
-        </w:tc>
-        <w:tc>
-          <w:tcPr>
-            <w:tcW w:type="dxa" w:w="1608"/>
-            <w:vAlign w:val="center"/>
-            <w:shd w:fill="EEF3F8"/>
-          </w:tcPr>
-          <w:p>
-            <w:pPr>
-              <w:spacing w:after="0"/>
-            </w:pPr>
-            <w:r/>
-            <w:r>
-              <w:rPr>
-                <w:b w:val="0"/>
-                <w:sz w:val="18"/>
-              </w:rPr>
-              <w:t>3.4424</w:t>
-            </w:r>
-          </w:p>
-        </w:tc>
-        <w:tc>
-          <w:tcPr>
-            <w:tcW w:type="dxa" w:w="1608"/>
-            <w:vAlign w:val="center"/>
-            <w:shd w:fill="EEF3F8"/>
-          </w:tcPr>
-          <w:p>
-            <w:pPr>
-              <w:spacing w:after="0"/>
-            </w:pPr>
-            <w:r/>
-            <w:r>
-              <w:rPr>
-                <w:b w:val="0"/>
-                <w:sz w:val="18"/>
-              </w:rPr>
-              <w:t>1.5980</w:t>
-            </w:r>
-          </w:p>
-        </w:tc>
-        <w:tc>
-          <w:tcPr>
-            <w:tcW w:type="dxa" w:w="1608"/>
-            <w:vAlign w:val="center"/>
-            <w:shd w:fill="EEF3F8"/>
-          </w:tcPr>
-          <w:p>
-            <w:pPr>
-              <w:spacing w:after="0"/>
-            </w:pPr>
-            <w:r/>
-            <w:r>
-              <w:rPr>
-                <w:b w:val="0"/>
-                <w:sz w:val="18"/>
-              </w:rPr>
-              <w:t>0.1631</w:t>
-            </w:r>
-          </w:p>
-        </w:tc>
-        <w:tc>
-          <w:tcPr>
-            <w:tcW w:type="dxa" w:w="1608"/>
-            <w:vAlign w:val="center"/>
-            <w:shd w:fill="EEF3F8"/>
-          </w:tcPr>
-          <w:p>
-            <w:pPr>
-              <w:spacing w:after="0"/>
-            </w:pPr>
-            <w:r/>
-            <w:r>
-              <w:rPr>
-                <w:b w:val="0"/>
-                <w:sz w:val="18"/>
-              </w:rPr>
-              <w:t>1.7611</w:t>
-            </w:r>
-          </w:p>
-        </w:tc>
-      </w:tr>
-      <w:tr>
-        <w:tc>
-          <w:tcPr>
-            <w:tcW w:type="dxa" w:w="1608"/>
-            <w:vAlign w:val="center"/>
-          </w:tcPr>
-          <w:p>
-            <w:pPr>
-              <w:spacing w:after="0"/>
-            </w:pPr>
-            <w:r/>
-            <w:r>
-              <w:rPr>
-                <w:b w:val="0"/>
-                <w:sz w:val="18"/>
-              </w:rPr>
-              <w:t>5</w:t>
-            </w:r>
-          </w:p>
-        </w:tc>
-        <w:tc>
-          <w:tcPr>
-            <w:tcW w:type="dxa" w:w="1608"/>
-            <w:vAlign w:val="center"/>
-          </w:tcPr>
-          <w:p>
-            <w:pPr>
-              <w:spacing w:after="0"/>
-            </w:pPr>
-            <w:r/>
-            <w:r>
-              <w:rPr>
-                <w:b w:val="0"/>
-                <w:sz w:val="18"/>
-              </w:rPr>
-              <w:t>Phasing</w:t>
-            </w:r>
-          </w:p>
-        </w:tc>
-        <w:tc>
-          <w:tcPr>
-            <w:tcW w:type="dxa" w:w="1608"/>
-            <w:vAlign w:val="center"/>
-          </w:tcPr>
-          <w:p>
-            <w:pPr>
-              <w:spacing w:after="0"/>
-            </w:pPr>
-            <w:r/>
-            <w:r>
-              <w:rPr>
-                <w:b w:val="0"/>
-                <w:sz w:val="18"/>
-              </w:rPr>
-              <w:t>9.4260</w:t>
-            </w:r>
-          </w:p>
-        </w:tc>
-        <w:tc>
-          <w:tcPr>
-            <w:tcW w:type="dxa" w:w="1608"/>
-            <w:vAlign w:val="center"/>
-          </w:tcPr>
-          <w:p>
-            <w:pPr>
-              <w:spacing w:after="0"/>
-            </w:pPr>
-            <w:r/>
-            <w:r>
-              <w:rPr>
-                <w:b w:val="0"/>
-                <w:sz w:val="18"/>
-              </w:rPr>
-              <w:t>1.6928</w:t>
-            </w:r>
-          </w:p>
-        </w:tc>
-        <w:tc>
-          <w:tcPr>
-            <w:tcW w:type="dxa" w:w="1608"/>
-            <w:vAlign w:val="center"/>
-          </w:tcPr>
-          <w:p>
-            <w:pPr>
-              <w:spacing w:after="0"/>
-            </w:pPr>
-            <w:r/>
-            <w:r>
-              <w:rPr>
-                <w:b w:val="0"/>
-                <w:sz w:val="18"/>
-              </w:rPr>
-              <w:t>0.0595</w:t>
-            </w:r>
-          </w:p>
-        </w:tc>
-        <w:tc>
-          <w:tcPr>
-            <w:tcW w:type="dxa" w:w="1608"/>
-            <w:vAlign w:val="center"/>
-          </w:tcPr>
-          <w:p>
-            <w:pPr>
-              <w:spacing w:after="0"/>
-            </w:pPr>
-            <w:r/>
-            <w:r>
-              <w:rPr>
-                <w:b w:val="0"/>
-                <w:sz w:val="18"/>
-              </w:rPr>
-              <w:t>1.7523</w:t>
-            </w:r>
-          </w:p>
-        </w:tc>
-      </w:tr>
-      <w:tr>
-        <w:tc>
-          <w:tcPr>
-            <w:tcW w:type="dxa" w:w="1608"/>
-            <w:vAlign w:val="center"/>
-            <w:shd w:fill="EEF3F8"/>
-          </w:tcPr>
-          <w:p>
-            <w:pPr>
-              <w:spacing w:after="0"/>
-            </w:pPr>
-            <w:r/>
-            <w:r>
-              <w:rPr>
-                <w:b w:val="0"/>
-                <w:sz w:val="18"/>
-              </w:rPr>
-              <w:t>6</w:t>
-            </w:r>
-          </w:p>
-        </w:tc>
-        <w:tc>
-          <w:tcPr>
-            <w:tcW w:type="dxa" w:w="1608"/>
-            <w:vAlign w:val="center"/>
-            <w:shd w:fill="EEF3F8"/>
-          </w:tcPr>
-          <w:p>
-            <w:pPr>
-              <w:spacing w:after="0"/>
-            </w:pPr>
-            <w:r/>
-            <w:r>
-              <w:rPr>
-                <w:b w:val="0"/>
-                <w:sz w:val="18"/>
-              </w:rPr>
-              <w:t>Phasing</w:t>
-            </w:r>
-          </w:p>
-        </w:tc>
-        <w:tc>
-          <w:tcPr>
-            <w:tcW w:type="dxa" w:w="1608"/>
-            <w:vAlign w:val="center"/>
-            <w:shd w:fill="EEF3F8"/>
-          </w:tcPr>
-          <w:p>
-            <w:pPr>
-              <w:spacing w:after="0"/>
-            </w:pPr>
-            <w:r/>
-            <w:r>
-              <w:rPr>
-                <w:b w:val="0"/>
-                <w:sz w:val="18"/>
-              </w:rPr>
-              <w:t>16.4069</w:t>
-            </w:r>
-          </w:p>
-        </w:tc>
-        <w:tc>
-          <w:tcPr>
-            <w:tcW w:type="dxa" w:w="1608"/>
-            <w:vAlign w:val="center"/>
-            <w:shd w:fill="EEF3F8"/>
-          </w:tcPr>
-          <w:p>
-            <w:pPr>
-              <w:spacing w:after="0"/>
-            </w:pPr>
-            <w:r/>
-            <w:r>
-              <w:rPr>
-                <w:b w:val="0"/>
-                <w:sz w:val="18"/>
-              </w:rPr>
-              <w:t>1.7161</w:t>
-            </w:r>
-          </w:p>
-        </w:tc>
-        <w:tc>
-          <w:tcPr>
-            <w:tcW w:type="dxa" w:w="1608"/>
-            <w:vAlign w:val="center"/>
-            <w:shd w:fill="EEF3F8"/>
-          </w:tcPr>
-          <w:p>
-            <w:pPr>
-              <w:spacing w:after="0"/>
-            </w:pPr>
-            <w:r/>
-            <w:r>
-              <w:rPr>
-                <w:b w:val="0"/>
-                <w:sz w:val="18"/>
-              </w:rPr>
-              <w:t>0.0342</w:t>
-            </w:r>
-          </w:p>
-        </w:tc>
-        <w:tc>
-          <w:tcPr>
-            <w:tcW w:type="dxa" w:w="1608"/>
-            <w:vAlign w:val="center"/>
-            <w:shd w:fill="EEF3F8"/>
-          </w:tcPr>
-          <w:p>
-            <w:pPr>
-              <w:spacing w:after="0"/>
-            </w:pPr>
-            <w:r/>
-            <w:r>
-              <w:rPr>
-                <w:b w:val="0"/>
-                <w:sz w:val="18"/>
-              </w:rPr>
-              <w:t>1.7502</w:t>
-            </w:r>
-          </w:p>
-        </w:tc>
-      </w:tr>
-      <w:tr>
-        <w:tc>
-          <w:tcPr>
-            <w:tcW w:type="dxa" w:w="1608"/>
-            <w:vAlign w:val="center"/>
-          </w:tcPr>
-          <w:p>
-            <w:pPr>
-              <w:spacing w:after="0"/>
-            </w:pPr>
-            <w:r/>
-            <w:r>
-              <w:rPr>
-                <w:b w:val="0"/>
-                <w:sz w:val="18"/>
-              </w:rPr>
-              <w:t>7</w:t>
-            </w:r>
-          </w:p>
-        </w:tc>
-        <w:tc>
-          <w:tcPr>
-            <w:tcW w:type="dxa" w:w="1608"/>
-            <w:vAlign w:val="center"/>
-          </w:tcPr>
-          <w:p>
-            <w:pPr>
-              <w:spacing w:after="0"/>
-            </w:pPr>
-            <w:r/>
-            <w:r>
-              <w:rPr>
-                <w:b w:val="0"/>
-                <w:sz w:val="18"/>
-              </w:rPr>
-              <w:t>Phasing</w:t>
-            </w:r>
-          </w:p>
-        </w:tc>
-        <w:tc>
-          <w:tcPr>
-            <w:tcW w:type="dxa" w:w="1608"/>
-            <w:vAlign w:val="center"/>
-          </w:tcPr>
-          <w:p>
-            <w:pPr>
-              <w:spacing w:after="0"/>
-            </w:pPr>
-            <w:r/>
-            <w:r>
-              <w:rPr>
-                <w:b w:val="0"/>
-                <w:sz w:val="18"/>
-              </w:rPr>
-              <w:t>22.3905</w:t>
-            </w:r>
-          </w:p>
-        </w:tc>
-        <w:tc>
-          <w:tcPr>
-            <w:tcW w:type="dxa" w:w="1608"/>
-            <w:vAlign w:val="center"/>
-          </w:tcPr>
-          <w:p>
-            <w:pPr>
-              <w:spacing w:after="0"/>
-            </w:pPr>
-            <w:r/>
-            <w:r>
-              <w:rPr>
-                <w:b w:val="0"/>
-                <w:sz w:val="18"/>
-              </w:rPr>
-              <w:t>1.7245</w:t>
-            </w:r>
-          </w:p>
-        </w:tc>
-        <w:tc>
-          <w:tcPr>
-            <w:tcW w:type="dxa" w:w="1608"/>
-            <w:vAlign w:val="center"/>
-          </w:tcPr>
-          <w:p>
-            <w:pPr>
-              <w:spacing w:after="0"/>
-            </w:pPr>
-            <w:r/>
-            <w:r>
-              <w:rPr>
-                <w:b w:val="0"/>
-                <w:sz w:val="18"/>
-              </w:rPr>
-              <w:t>0.0250</w:t>
-            </w:r>
-          </w:p>
-        </w:tc>
-        <w:tc>
-          <w:tcPr>
-            <w:tcW w:type="dxa" w:w="1608"/>
-            <w:vAlign w:val="center"/>
-          </w:tcPr>
-          <w:p>
-            <w:pPr>
-              <w:spacing w:after="0"/>
-            </w:pPr>
-            <w:r/>
-            <w:r>
-              <w:rPr>
-                <w:b w:val="0"/>
-                <w:sz w:val="18"/>
-              </w:rPr>
-              <w:t>1.7495</w:t>
-            </w:r>
-          </w:p>
-        </w:tc>
-      </w:tr>
-      <w:tr>
-        <w:tc>
-          <w:tcPr>
-            <w:tcW w:type="dxa" w:w="1608"/>
-            <w:vAlign w:val="center"/>
-            <w:shd w:fill="EEF3F8"/>
-          </w:tcPr>
-          <w:p>
-            <w:pPr>
-              <w:spacing w:after="0"/>
-            </w:pPr>
-            <w:r/>
-            <w:r>
-              <w:rPr>
-                <w:b w:val="0"/>
-                <w:sz w:val="18"/>
-              </w:rPr>
-              <w:t>8</w:t>
-            </w:r>
-          </w:p>
-        </w:tc>
-        <w:tc>
-          <w:tcPr>
-            <w:tcW w:type="dxa" w:w="1608"/>
-            <w:vAlign w:val="center"/>
-            <w:shd w:fill="EEF3F8"/>
-          </w:tcPr>
-          <w:p>
-            <w:pPr>
-              <w:spacing w:after="0"/>
-            </w:pPr>
-            <w:r/>
-            <w:r>
-              <w:rPr>
-                <w:b w:val="0"/>
-                <w:sz w:val="18"/>
-              </w:rPr>
-              <w:t>Phasing</w:t>
-            </w:r>
-          </w:p>
-        </w:tc>
-        <w:tc>
-          <w:tcPr>
-            <w:tcW w:type="dxa" w:w="1608"/>
-            <w:vAlign w:val="center"/>
-            <w:shd w:fill="EEF3F8"/>
-          </w:tcPr>
-          <w:p>
-            <w:pPr>
-              <w:spacing w:after="0"/>
-            </w:pPr>
-            <w:r/>
-            <w:r>
-              <w:rPr>
-                <w:b w:val="0"/>
-                <w:sz w:val="18"/>
-              </w:rPr>
-              <w:t>29.3714</w:t>
-            </w:r>
-          </w:p>
-        </w:tc>
-        <w:tc>
-          <w:tcPr>
-            <w:tcW w:type="dxa" w:w="1608"/>
-            <w:vAlign w:val="center"/>
-            <w:shd w:fill="EEF3F8"/>
-          </w:tcPr>
-          <w:p>
-            <w:pPr>
-              <w:spacing w:after="0"/>
-            </w:pPr>
-            <w:r/>
-            <w:r>
-              <w:rPr>
-                <w:b w:val="0"/>
-                <w:sz w:val="18"/>
-              </w:rPr>
-              <w:t>1.7300</w:t>
-            </w:r>
-          </w:p>
-        </w:tc>
-        <w:tc>
-          <w:tcPr>
-            <w:tcW w:type="dxa" w:w="1608"/>
-            <w:vAlign w:val="center"/>
-            <w:shd w:fill="EEF3F8"/>
-          </w:tcPr>
-          <w:p>
-            <w:pPr>
-              <w:spacing w:after="0"/>
-            </w:pPr>
-            <w:r/>
-            <w:r>
-              <w:rPr>
-                <w:b w:val="0"/>
-                <w:sz w:val="18"/>
-              </w:rPr>
-              <w:t>0.0191</w:t>
-            </w:r>
-          </w:p>
-        </w:tc>
-        <w:tc>
-          <w:tcPr>
-            <w:tcW w:type="dxa" w:w="1608"/>
-            <w:vAlign w:val="center"/>
-            <w:shd w:fill="EEF3F8"/>
-          </w:tcPr>
-          <w:p>
-            <w:pPr>
-              <w:spacing w:after="0"/>
-            </w:pPr>
-            <w:r/>
-            <w:r>
-              <w:rPr>
-                <w:b w:val="0"/>
-                <w:sz w:val="18"/>
-              </w:rPr>
-              <w:t>1.7491</w:t>
-            </w:r>
-          </w:p>
-        </w:tc>
-      </w:tr>
-    </w:tbl>
-    <w:p/>
-    <w:p>
-      <w:pPr>
-        <w:spacing w:after="140" w:line="269" w:lineRule="auto"/>
-      </w:pPr>
-      <w:r>
-        <w:t>The table shows why the answer should not be reported as one trajectory only. The 1-day Lambert solution is the best if schedule is the dominant requirement. The 29.37-day phasing solution is the best if propellant is the dominant requirement. Intermediate points, especially the 3.44-day phasing solution, are useful compromises because most of the dV reduction is achieved without using the full 30-day limit.</w:t>
-      </w:r>
-    </w:p>
-    <w:p>
-      <w:pPr>
-        <w:spacing w:after="140" w:line="269" w:lineRule="auto"/>
-      </w:pPr>
-      <w:r>
-        <w:t>The final selected trajectory for detailed plotting is the minimum-dV Pareto point. This is not the only acceptable design point, but it is the strongest demonstration that the trade space was searched beyond the basic Lambert baseline.</w:t>
-      </w:r>
-    </w:p>
-    <w:p>
-      <w:pPr>
-        <w:pStyle w:val="Heading1"/>
-      </w:pPr>
-      <w:r>
-        <w:rPr>
-          <w:color w:val="1F4E79"/>
-        </w:rPr>
-        <w:t>8. Selected Trajectory and Visibility Results</w:t>
+        <w:t>Figure 1. Pareto front and report solutions in the total Delta V-transfer duration plane.</w:t>
       </w:r>
     </w:p>
     <w:p>
@@ -2159,7 +1646,7 @@
       <w:r>
         <w:drawing>
           <wp:inline xmlns:a="http://schemas.openxmlformats.org/drawingml/2006/main" xmlns:pic="http://schemas.openxmlformats.org/drawingml/2006/picture">
-            <wp:extent cx="5486400" cy="4190920"/>
+            <wp:extent cx="5303520" cy="3295592"/>
             <wp:docPr id="2" name="Picture 2"/>
             <wp:cNvGraphicFramePr>
               <a:graphicFrameLocks noChangeAspect="1"/>
@@ -2168,7 +1655,7 @@
               <a:graphicData uri="http://schemas.openxmlformats.org/drawingml/2006/picture">
                 <pic:pic>
                   <pic:nvPicPr>
-                    <pic:cNvPr id="0" name="Trajectory3D.png"/>
+                    <pic:cNvPr id="0" name="image.png"/>
                     <pic:cNvPicPr/>
                   </pic:nvPicPr>
                   <pic:blipFill>
@@ -2180,7 +1667,7 @@
                   <pic:spPr>
                     <a:xfrm>
                       <a:off x="0" y="0"/>
-                      <a:ext cx="5486400" cy="4190920"/>
+                      <a:ext cx="5303520" cy="3295592"/>
                     </a:xfrm>
                     <a:prstGeom prst="rect"/>
                   </pic:spPr>
@@ -2193,16 +1680,14 @@
     </w:p>
     <w:p>
       <w:pPr>
-        <w:spacing w:after="160"/>
         <w:jc w:val="center"/>
       </w:pPr>
       <w:r>
         <w:rPr>
           <w:i/>
-          <w:color w:val="5B6770"/>
           <w:sz w:val="18"/>
         </w:rPr>
-        <w:t>Figure 2. 3D view of selected transfer, initial GTO, and moving GEO target.</w:t>
+        <w:t>Figure 2. Selected GTO-to-GEO-KOMPSAT-2A transfer trajectory with moving target state.</w:t>
       </w:r>
     </w:p>
     <w:p>
@@ -2212,7 +1697,7 @@
       <w:r>
         <w:drawing>
           <wp:inline xmlns:a="http://schemas.openxmlformats.org/drawingml/2006/main" xmlns:pic="http://schemas.openxmlformats.org/drawingml/2006/picture">
-            <wp:extent cx="5303520" cy="3504852"/>
+            <wp:extent cx="5303520" cy="3484643"/>
             <wp:docPr id="3" name="Picture 3"/>
             <wp:cNvGraphicFramePr>
               <a:graphicFrameLocks noChangeAspect="1"/>
@@ -2221,7 +1706,7 @@
               <a:graphicData uri="http://schemas.openxmlformats.org/drawingml/2006/picture">
                 <pic:pic>
                   <pic:nvPicPr>
-                    <pic:cNvPr id="0" name="Radius_vs_Time.png"/>
+                    <pic:cNvPr id="0" name="image.png"/>
                     <pic:cNvPicPr/>
                   </pic:nvPicPr>
                   <pic:blipFill>
@@ -2233,7 +1718,7 @@
                   <pic:spPr>
                     <a:xfrm>
                       <a:off x="0" y="0"/>
-                      <a:ext cx="5303520" cy="3504852"/>
+                      <a:ext cx="5303520" cy="3484643"/>
                     </a:xfrm>
                     <a:prstGeom prst="rect"/>
                   </pic:spPr>
@@ -2246,16 +1731,14 @@
     </w:p>
     <w:p>
       <w:pPr>
-        <w:spacing w:after="160"/>
         <w:jc w:val="center"/>
       </w:pPr>
       <w:r>
         <w:rPr>
           <w:i/>
-          <w:color w:val="5B6770"/>
           <w:sz w:val="18"/>
         </w:rPr>
-        <w:t>Figure 3. Spacecraft radius history for the selected trajectory.</w:t>
+        <w:t>Figure 3. Spacecraft orbital radius during the selected transfer.</w:t>
       </w:r>
     </w:p>
     <w:p>
@@ -2265,7 +1748,7 @@
       <w:r>
         <w:drawing>
           <wp:inline xmlns:a="http://schemas.openxmlformats.org/drawingml/2006/main" xmlns:pic="http://schemas.openxmlformats.org/drawingml/2006/picture">
-            <wp:extent cx="4754880" cy="4014881"/>
+            <wp:extent cx="5029200" cy="3227470"/>
             <wp:docPr id="4" name="Picture 4"/>
             <wp:cNvGraphicFramePr>
               <a:graphicFrameLocks noChangeAspect="1"/>
@@ -2274,7 +1757,7 @@
               <a:graphicData uri="http://schemas.openxmlformats.org/drawingml/2006/picture">
                 <pic:pic>
                   <pic:nvPicPr>
-                    <pic:cNvPr id="0" name="DeltaV_Maneuvers.png"/>
+                    <pic:cNvPr id="0" name="image.png"/>
                     <pic:cNvPicPr/>
                   </pic:nvPicPr>
                   <pic:blipFill>
@@ -2286,7 +1769,7 @@
                   <pic:spPr>
                     <a:xfrm>
                       <a:off x="0" y="0"/>
-                      <a:ext cx="4754880" cy="4014881"/>
+                      <a:ext cx="5029200" cy="3227470"/>
                     </a:xfrm>
                     <a:prstGeom prst="rect"/>
                   </pic:spPr>
@@ -2299,16 +1782,14 @@
     </w:p>
     <w:p>
       <w:pPr>
-        <w:spacing w:after="160"/>
         <w:jc w:val="center"/>
       </w:pPr>
       <w:r>
         <w:rPr>
           <w:i/>
-          <w:color w:val="5B6770"/>
           <w:sz w:val="18"/>
         </w:rPr>
-        <w:t>Figure 4. Impulsive maneuver magnitudes for the selected design point.</w:t>
+        <w:t>Figure 4. Impulsive maneuver magnitudes for departure and GEO insertion.</w:t>
       </w:r>
     </w:p>
     <w:p>
@@ -2318,7 +1799,7 @@
       <w:r>
         <w:drawing>
           <wp:inline xmlns:a="http://schemas.openxmlformats.org/drawingml/2006/main" xmlns:pic="http://schemas.openxmlformats.org/drawingml/2006/picture">
-            <wp:extent cx="5303520" cy="3515384"/>
+            <wp:extent cx="5303520" cy="3472449"/>
             <wp:docPr id="5" name="Picture 5"/>
             <wp:cNvGraphicFramePr>
               <a:graphicFrameLocks noChangeAspect="1"/>
@@ -2327,7 +1808,7 @@
               <a:graphicData uri="http://schemas.openxmlformats.org/drawingml/2006/picture">
                 <pic:pic>
                   <pic:nvPicPr>
-                    <pic:cNvPr id="0" name="Position_Error_Final_Window.png"/>
+                    <pic:cNvPr id="0" name="image.png"/>
                     <pic:cNvPicPr/>
                   </pic:nvPicPr>
                   <pic:blipFill>
@@ -2339,7 +1820,7 @@
                   <pic:spPr>
                     <a:xfrm>
                       <a:off x="0" y="0"/>
-                      <a:ext cx="5303520" cy="3515384"/>
+                      <a:ext cx="5303520" cy="3472449"/>
                     </a:xfrm>
                     <a:prstGeom prst="rect"/>
                   </pic:spPr>
@@ -2352,16 +1833,14 @@
     </w:p>
     <w:p>
       <w:pPr>
-        <w:spacing w:after="160"/>
         <w:jc w:val="center"/>
       </w:pPr>
       <w:r>
         <w:rPr>
           <w:i/>
-          <w:color w:val="5B6770"/>
           <w:sz w:val="18"/>
         </w:rPr>
-        <w:t>Figure 5. Position error to the moving GEO target near arrival.</w:t>
+        <w:t>Figure 5. Final-position error near the rendezvous epoch.</w:t>
       </w:r>
     </w:p>
     <w:p>
@@ -2371,7 +1850,7 @@
       <w:r>
         <w:drawing>
           <wp:inline xmlns:a="http://schemas.openxmlformats.org/drawingml/2006/main" xmlns:pic="http://schemas.openxmlformats.org/drawingml/2006/picture">
-            <wp:extent cx="5303520" cy="3384503"/>
+            <wp:extent cx="5303520" cy="3475902"/>
             <wp:docPr id="6" name="Picture 6"/>
             <wp:cNvGraphicFramePr>
               <a:graphicFrameLocks noChangeAspect="1"/>
@@ -2380,7 +1859,7 @@
               <a:graphicData uri="http://schemas.openxmlformats.org/drawingml/2006/picture">
                 <pic:pic>
                   <pic:nvPicPr>
-                    <pic:cNvPr id="0" name="KHU_Visibility.png"/>
+                    <pic:cNvPr id="0" name="image.png"/>
                     <pic:cNvPicPr/>
                   </pic:nvPicPr>
                   <pic:blipFill>
@@ -2392,7 +1871,7 @@
                   <pic:spPr>
                     <a:xfrm>
                       <a:off x="0" y="0"/>
-                      <a:ext cx="5303520" cy="3384503"/>
+                      <a:ext cx="5303520" cy="3475902"/>
                     </a:xfrm>
                     <a:prstGeom prst="rect"/>
                   </pic:spPr>
@@ -2405,24 +1884,14 @@
     </w:p>
     <w:p>
       <w:pPr>
-        <w:spacing w:after="160"/>
         <w:jc w:val="center"/>
       </w:pPr>
       <w:r>
         <w:rPr>
           <w:i/>
-          <w:color w:val="5B6770"/>
           <w:sz w:val="18"/>
         </w:rPr>
-        <w:t>Figure 6. Visibility intervals from KHU for the selected trajectory.</w:t>
-      </w:r>
-    </w:p>
-    <w:p>
-      <w:pPr>
-        <w:spacing w:after="140" w:line="269" w:lineRule="auto"/>
-      </w:pPr>
-      <w:r>
-        <w:t>The selected trajectory reaches the target position with numerical terminal error on the order of meters or less in the search result. The plotted final-window error confirms that the spacecraft approaches the moving GEO target rather than a fixed point in ECI. Visibility from KHU was computed by transforming the spacecraft ECI position to ECEF using the Earth rotation angle, then converting the relative vector to the local SEZ frame and checking elevation above the horizon.</w:t>
+        <w:t>Figure 6. Visibility intervals from Kyung Hee University for the selected transfer.</w:t>
       </w:r>
     </w:p>
     <w:p>
@@ -2431,90 +1900,25 @@
       </w:pPr>
       <w:r>
         <w:rPr>
-          <w:color w:val="1F4E79"/>
+          <w:rFonts w:ascii="Arial" w:hAnsi="Arial" w:eastAsia="Malgun Gothic"/>
         </w:rPr>
-        <w:t>9. Conclusion</w:t>
+        <w:t>10. Conclusion</w:t>
       </w:r>
     </w:p>
     <w:p>
       <w:pPr>
-        <w:spacing w:after="140" w:line="269" w:lineRule="auto"/>
+        <w:spacing w:after="120" w:line="276" w:lineRule="auto"/>
       </w:pPr>
       <w:r>
-        <w:t>The final Pareto set supports the expected mission tradeoff: shorter transfers require larger total dV, while longer transfers allow the spacecraft to use orbital phasing and reduce propellant cost. The most important design decision was to not stop at the first Lambert sweep. Lambert targeting was necessary to establish the baseline and to match the lecture methodology, but the mission geometry itself suggested a better low-energy family. Because the spacecraft begins at GEO radius, the optimized solution can trade time for propellant by waiting for GEO-KOMPSAT-2A to return to the same inertial direction.</w:t>
+        <w:t>The final submitted design follows the assignment dynamics model and the instructor clarification on target-state handling. The selected representative point is a MultiRevLambert prograde, M = 3, low-path solution with Delta t = 3.4709 days, Delta V1 = 1.6784 km/s, Delta V2 = 0.1616 km/s, and total Delta V = 1.8400 km/s. The design is optimal with respect to the stated mission priority: it is the lowest-Delta-V valid solution inside the four-day early-orbit operations window.</w:t>
       </w:r>
     </w:p>
     <w:p>
       <w:pPr>
-        <w:spacing w:after="140" w:line="269" w:lineRule="auto"/>
+        <w:spacing w:after="120" w:line="276" w:lineRule="auto"/>
       </w:pPr>
       <w:r>
-        <w:t>Within the project constraints, the minimum-dV candidate found has Delta t = 29.3714 days, dV1 = 1.7300 km/s, dV2 = 0.0191 km/s, and total dV = 1.7491 km/s. The result is therefore a physically valid low-energy end of the Pareto front, while the Lambert cases provide the fast-transfer end.</w:t>
-      </w:r>
-    </w:p>
-    <w:p>
-      <w:pPr>
-        <w:pStyle w:val="Heading1"/>
-      </w:pPr>
-      <w:r>
-        <w:rPr>
-          <w:color w:val="1F4E79"/>
-        </w:rPr>
-        <w:t>Appendix A. Implementation Notes</w:t>
-      </w:r>
-    </w:p>
-    <w:p>
-      <w:pPr>
-        <w:pStyle w:val="ListBullet"/>
-        <w:spacing w:after="60"/>
-      </w:pPr>
-      <w:r>
-        <w:t>The MATLAB code is self-contained and uses only standard MATLAB functions.</w:t>
-      </w:r>
-    </w:p>
-    <w:p>
-      <w:pPr>
-        <w:pStyle w:val="ListBullet"/>
-        <w:spacing w:after="60"/>
-      </w:pPr>
-      <w:r>
-        <w:t>The target GEO state is generated from ERA, longitude, and GEO radius to avoid table transcription ambiguity.</w:t>
-      </w:r>
-    </w:p>
-    <w:p>
-      <w:pPr>
-        <w:pStyle w:val="ListBullet"/>
-        <w:spacing w:after="60"/>
-      </w:pPr>
-      <w:r>
-        <w:t>Both prograde and retrograde Lambert candidates are tested, then Pareto filtered.</w:t>
-      </w:r>
-    </w:p>
-    <w:p>
-      <w:pPr>
-        <w:pStyle w:val="ListBullet"/>
-        <w:spacing w:after="60"/>
-      </w:pPr>
-      <w:r>
-        <w:t>The phasing family is tested over integer revolution counts and only valid orbits are retained.</w:t>
-      </w:r>
-    </w:p>
-    <w:p>
-      <w:pPr>
-        <w:pStyle w:val="ListBullet"/>
-        <w:spacing w:after="60"/>
-      </w:pPr>
-      <w:r>
-        <w:t>Figures and CSV tables are written to the results folder for reproducibility.</w:t>
-      </w:r>
-    </w:p>
-    <w:p>
-      <w:pPr>
-        <w:pStyle w:val="ListBullet"/>
-        <w:spacing w:after="60"/>
-      </w:pPr>
-      <w:r>
-        <w:t>The animation uses a uniform time grid so the speed is not distorted by adaptive ODE step spacing.</w:t>
+        <w:t>This result is more defensible than simply choosing the visual knee because it reflects a realistic mission rule: a short but not unnecessarily rushed transfer, with propellant preserved once the operations duration remains acceptable. It also avoids selecting the full-sweep minimum-fuel solution, whose small Delta V advantage does not justify the much longer early-orbit phase for the representative submitted design.</w:t>
       </w:r>
     </w:p>
     <w:sectPr>
@@ -2999,7 +2403,7 @@
       <w:b/>
       <w:bCs/>
       <w:color w:val="4F81BD" w:themeColor="accent1"/>
-      <w:sz w:val="26"/>
+      <w:sz w:val="25"/>
       <w:szCs w:val="26"/>
     </w:rPr>
   </w:style>
@@ -3019,7 +2423,7 @@
       <w:outlineLvl w:val="2"/>
     </w:pPr>
     <w:rPr>
-      <w:rFonts w:asciiTheme="majorHAnsi" w:eastAsiaTheme="majorEastAsia" w:hAnsiTheme="majorHAnsi" w:cstheme="majorBidi"/>
+      <w:rFonts w:asciiTheme="majorHAnsi" w:eastAsiaTheme="majorEastAsia" w:hAnsiTheme="majorHAnsi" w:cstheme="majorBidi" w:ascii="Arial" w:hAnsi="Arial" w:eastAsia="Malgun Gothic"/>
       <w:b/>
       <w:bCs/>
       <w:color w:val="4F81BD" w:themeColor="accent1"/>
@@ -3264,7 +2668,7 @@
       <w:color w:val="17365D" w:themeColor="text2" w:themeShade="BF"/>
       <w:spacing w:val="5"/>
       <w:kern w:val="28"/>
-      <w:sz w:val="48"/>
+      <w:sz w:val="52"/>
       <w:szCs w:val="52"/>
     </w:rPr>
   </w:style>
